--- a/spa/docx/41.content.docx
+++ b/spa/docx/41.content.docx
@@ -19,7 +19,7 @@
         <w:rPr>
           <w:lang w:val="es_ES" w:bidi="es_ES"/>
         </w:rPr>
-        <w:t>Resource: Notas de Estudio - Introducciones a los Libros (Tyndale)</w:t>
+        <w:t>Resource: Tyndale Open Study Notes</w:t>
       </w:r>
       <w:r>
         <w:rPr>
@@ -112,7 +112,7 @@
         <w:rPr>
           <w:lang w:val="es_ES" w:bidi="es_ES"/>
         </w:rPr>
-        <w:t>Notas de Estudio - Introducciones a los Libros (Tyndale)</w:t>
+        <w:t>Tyndale Open Study Notes</w:t>
       </w:r>
     </w:p>
     <w:p>

--- a/spa/docx/41.content.docx
+++ b/spa/docx/41.content.docx
@@ -19,7 +19,7 @@
         <w:rPr>
           <w:lang w:val="es_ES" w:bidi="es_ES"/>
         </w:rPr>
-        <w:t>Resource: Tyndale Open Study Notes</w:t>
+        <w:t>Resource: Aquifer Open Study Notes (Book Intros)</w:t>
       </w:r>
       <w:r>
         <w:rPr>
@@ -112,7 +112,7 @@
         <w:rPr>
           <w:lang w:val="es_ES" w:bidi="es_ES"/>
         </w:rPr>
-        <w:t>Tyndale Open Study Notes</w:t>
+        <w:t>Aquifer Open Study Notes (Book Intros)</w:t>
       </w:r>
     </w:p>
     <w:p>

--- a/spa/docx/41.content.docx
+++ b/spa/docx/41.content.docx
@@ -233,18 +233,12 @@
         </w:rPr>
         <w:t>En su versículo de apertura, Marcos proporciona a los lectores la clave principal para entender su evangelio: aunque podemos aprender mucho sobre los discípulos y otros personajes leyendo Marcos, es más importante entender lo que él está enseñando sobre Jesús: Jesús es “el Mesías, Hijo de Dios” (</w:t>
       </w:r>
-      <w:hyperlink r:id="rId13">
-        <w:r>
-          <w:rPr>
-            <w:lang w:val="es_ES" w:bidi="es_ES"/>
-          </w:rPr>
-          <w:rPr>
-            <w:color w:val="0000EE"/>
-            <w:u w:val="single"/>
-          </w:rPr>
-          <w:t>Marcos 1.1</w:t>
-        </w:r>
-      </w:hyperlink>
+      <w:r>
+        <w:rPr>
+          <w:lang w:val="es_ES" w:bidi="es_ES"/>
+        </w:rPr>
+        <w:t>Marcos 1.1</w:t>
+      </w:r>
       <w:r>
         <w:rPr>
           <w:lang w:val="es_ES" w:bidi="es_ES"/>
@@ -276,18 +270,12 @@
         </w:rPr>
         <w:t>Se acepta generalmente que Marcos fue el primero de los cuatro evangelios canónicos en ser escrito. Antes de la escritura de Marcos, no había evangelios en su forma actual. Las tradiciones del evangelio se difundieron o "entregaban" oralmente bajo la supervisión de los testigos oculares y ministros de la palabra de Dios (</w:t>
       </w:r>
-      <w:hyperlink r:id="rId14">
-        <w:r>
-          <w:rPr>
-            <w:lang w:val="es_ES" w:bidi="es_ES"/>
-          </w:rPr>
-          <w:rPr>
-            <w:color w:val="0000EE"/>
-            <w:u w:val="single"/>
-          </w:rPr>
-          <w:t>Lucas 1.2</w:t>
-        </w:r>
-      </w:hyperlink>
+      <w:r>
+        <w:rPr>
+          <w:lang w:val="es_ES" w:bidi="es_ES"/>
+        </w:rPr>
+        <w:t>Lucas 1.2</w:t>
+      </w:r>
       <w:r>
         <w:rPr>
           <w:lang w:val="es_ES" w:bidi="es_ES"/>
@@ -319,36 +307,24 @@
         </w:rPr>
         <w:t xml:space="preserve">La estructura general de Marcos es geográfica. Los primeros nueve capítulos narran los eventos del ministerio de Jesús en Galilea y sus alrededores. En </w:t>
       </w:r>
-      <w:hyperlink r:id="rId15">
-        <w:r>
-          <w:rPr>
-            <w:lang w:val="es_ES" w:bidi="es_ES"/>
-          </w:rPr>
-          <w:rPr>
-            <w:color w:val="0000EE"/>
-            <w:u w:val="single"/>
-          </w:rPr>
-          <w:t>10.1–52</w:t>
-        </w:r>
-      </w:hyperlink>
+      <w:r>
+        <w:rPr>
+          <w:lang w:val="es_ES" w:bidi="es_ES"/>
+        </w:rPr>
+        <w:t>10.1–52</w:t>
+      </w:r>
       <w:r>
         <w:rPr>
           <w:lang w:val="es_ES" w:bidi="es_ES"/>
         </w:rPr>
         <w:t>, Jesús y los discípulos viajan de Galilea a Jerusalén, y los últimos capítulos del libro (</w:t>
       </w:r>
-      <w:hyperlink r:id="rId16">
-        <w:r>
-          <w:rPr>
-            <w:lang w:val="es_ES" w:bidi="es_ES"/>
-          </w:rPr>
-          <w:rPr>
-            <w:color w:val="0000EE"/>
-            <w:u w:val="single"/>
-          </w:rPr>
-          <w:t>11.1–16:20</w:t>
-        </w:r>
-      </w:hyperlink>
+      <w:r>
+        <w:rPr>
+          <w:lang w:val="es_ES" w:bidi="es_ES"/>
+        </w:rPr>
+        <w:t>11.1–16:20</w:t>
+      </w:r>
       <w:r>
         <w:rPr>
           <w:lang w:val="es_ES" w:bidi="es_ES"/>
@@ -369,270 +345,180 @@
         </w:rPr>
         <w:t>Dentro del esquema geográfico, Marcos organizó gran parte de su material temáticamente. Así tenemos colecciones de historias de milagros (</w:t>
       </w:r>
-      <w:hyperlink r:id="rId17">
-        <w:r>
-          <w:rPr>
-            <w:lang w:val="es_ES" w:bidi="es_ES"/>
-          </w:rPr>
-          <w:rPr>
-            <w:color w:val="0000EE"/>
-            <w:u w:val="single"/>
-          </w:rPr>
-          <w:t>1.21–45</w:t>
-        </w:r>
-      </w:hyperlink>
+      <w:r>
+        <w:rPr>
+          <w:lang w:val="es_ES" w:bidi="es_ES"/>
+        </w:rPr>
+        <w:t>1.21–45</w:t>
+      </w:r>
       <w:r>
         <w:rPr>
           <w:lang w:val="es_ES" w:bidi="es_ES"/>
         </w:rPr>
         <w:t xml:space="preserve">; </w:t>
       </w:r>
-      <w:hyperlink r:id="rId18">
-        <w:r>
-          <w:rPr>
-            <w:lang w:val="es_ES" w:bidi="es_ES"/>
-          </w:rPr>
-          <w:rPr>
-            <w:color w:val="0000EE"/>
-            <w:u w:val="single"/>
-          </w:rPr>
-          <w:t>4.35–5.43</w:t>
-        </w:r>
-      </w:hyperlink>
+      <w:r>
+        <w:rPr>
+          <w:lang w:val="es_ES" w:bidi="es_ES"/>
+        </w:rPr>
+        <w:t>4.35–5.43</w:t>
+      </w:r>
       <w:r>
         <w:rPr>
           <w:lang w:val="es_ES" w:bidi="es_ES"/>
         </w:rPr>
         <w:t>), historias de controversia (</w:t>
       </w:r>
-      <w:hyperlink r:id="rId19">
-        <w:r>
-          <w:rPr>
-            <w:lang w:val="es_ES" w:bidi="es_ES"/>
-          </w:rPr>
-          <w:rPr>
-            <w:color w:val="0000EE"/>
-            <w:u w:val="single"/>
-          </w:rPr>
-          <w:t>2.1–3:6</w:t>
-        </w:r>
-      </w:hyperlink>
+      <w:r>
+        <w:rPr>
+          <w:lang w:val="es_ES" w:bidi="es_ES"/>
+        </w:rPr>
+        <w:t>2.1–3:6</w:t>
+      </w:r>
       <w:r>
         <w:rPr>
           <w:lang w:val="es_ES" w:bidi="es_ES"/>
         </w:rPr>
         <w:t xml:space="preserve">; </w:t>
       </w:r>
-      <w:hyperlink r:id="rId20">
-        <w:r>
-          <w:rPr>
-            <w:lang w:val="es_ES" w:bidi="es_ES"/>
-          </w:rPr>
-          <w:rPr>
-            <w:color w:val="0000EE"/>
-            <w:u w:val="single"/>
-          </w:rPr>
-          <w:t>12.13–37</w:t>
-        </w:r>
-      </w:hyperlink>
+      <w:r>
+        <w:rPr>
+          <w:lang w:val="es_ES" w:bidi="es_ES"/>
+        </w:rPr>
+        <w:t>12.13–37</w:t>
+      </w:r>
       <w:r>
         <w:rPr>
           <w:lang w:val="es_ES" w:bidi="es_ES"/>
         </w:rPr>
         <w:t>), parábolas (</w:t>
       </w:r>
-      <w:hyperlink r:id="rId21">
-        <w:r>
-          <w:rPr>
-            <w:lang w:val="es_ES" w:bidi="es_ES"/>
-          </w:rPr>
-          <w:rPr>
-            <w:color w:val="0000EE"/>
-            <w:u w:val="single"/>
-          </w:rPr>
-          <w:t>4.1–34</w:t>
-        </w:r>
-      </w:hyperlink>
+      <w:r>
+        <w:rPr>
+          <w:lang w:val="es_ES" w:bidi="es_ES"/>
+        </w:rPr>
+        <w:t>4.1–34</w:t>
+      </w:r>
       <w:r>
         <w:rPr>
           <w:lang w:val="es_ES" w:bidi="es_ES"/>
         </w:rPr>
         <w:t>) y enseñanzas sobre el fin (</w:t>
       </w:r>
-      <w:hyperlink r:id="rId22">
-        <w:r>
-          <w:rPr>
-            <w:lang w:val="es_ES" w:bidi="es_ES"/>
-          </w:rPr>
-          <w:rPr>
-            <w:color w:val="0000EE"/>
-            <w:u w:val="single"/>
-          </w:rPr>
-          <w:t>13.5–37</w:t>
-        </w:r>
-      </w:hyperlink>
+      <w:r>
+        <w:rPr>
+          <w:lang w:val="es_ES" w:bidi="es_ES"/>
+        </w:rPr>
+        <w:t>13.5–37</w:t>
+      </w:r>
       <w:r>
         <w:rPr>
           <w:lang w:val="es_ES" w:bidi="es_ES"/>
         </w:rPr>
         <w:t>). Algunos de los materiales incluyen indicadores de secuencia cronológica: el ministerio de Jesús comenzó con su bautismo (</w:t>
       </w:r>
-      <w:hyperlink r:id="rId23">
-        <w:r>
-          <w:rPr>
-            <w:lang w:val="es_ES" w:bidi="es_ES"/>
-          </w:rPr>
-          <w:rPr>
-            <w:color w:val="0000EE"/>
-            <w:u w:val="single"/>
-          </w:rPr>
-          <w:t>1.2–11,</w:t>
-        </w:r>
-      </w:hyperlink>
+      <w:r>
+        <w:rPr>
+          <w:lang w:val="es_ES" w:bidi="es_ES"/>
+        </w:rPr>
+        <w:t>1.2–11,</w:t>
+      </w:r>
       <w:r>
         <w:rPr>
           <w:lang w:val="es_ES" w:bidi="es_ES"/>
         </w:rPr>
         <w:t xml:space="preserve"> ver </w:t>
       </w:r>
-      <w:hyperlink r:id="rId24">
-        <w:r>
-          <w:rPr>
-            <w:lang w:val="es_ES" w:bidi="es_ES"/>
-          </w:rPr>
-          <w:rPr>
-            <w:color w:val="0000EE"/>
-            <w:u w:val="single"/>
-          </w:rPr>
-          <w:t>Hechos 1.22</w:t>
-        </w:r>
-      </w:hyperlink>
+      <w:r>
+        <w:rPr>
+          <w:lang w:val="es_ES" w:bidi="es_ES"/>
+        </w:rPr>
+        <w:t>Hechos 1.22</w:t>
+      </w:r>
       <w:r>
         <w:rPr>
           <w:lang w:val="es_ES" w:bidi="es_ES"/>
         </w:rPr>
         <w:t xml:space="preserve">; </w:t>
       </w:r>
-      <w:hyperlink r:id="rId25">
-        <w:r>
-          <w:rPr>
-            <w:lang w:val="es_ES" w:bidi="es_ES"/>
-          </w:rPr>
-          <w:rPr>
-            <w:color w:val="0000EE"/>
-            <w:u w:val="single"/>
-          </w:rPr>
-          <w:t>10.37</w:t>
-        </w:r>
-      </w:hyperlink>
+      <w:r>
+        <w:rPr>
+          <w:lang w:val="es_ES" w:bidi="es_ES"/>
+        </w:rPr>
+        <w:t>10.37</w:t>
+      </w:r>
       <w:r>
         <w:rPr>
           <w:lang w:val="es_ES" w:bidi="es_ES"/>
         </w:rPr>
         <w:t>) y tentación (</w:t>
       </w:r>
-      <w:hyperlink r:id="rId26">
-        <w:r>
-          <w:rPr>
-            <w:lang w:val="es_ES" w:bidi="es_ES"/>
-          </w:rPr>
-          <w:rPr>
-            <w:color w:val="0000EE"/>
-            <w:u w:val="single"/>
-          </w:rPr>
-          <w:t>Marcos 1.12–13</w:t>
-        </w:r>
-      </w:hyperlink>
+      <w:r>
+        <w:rPr>
+          <w:lang w:val="es_ES" w:bidi="es_ES"/>
+        </w:rPr>
+        <w:t>Marcos 1.12–13</w:t>
+      </w:r>
       <w:r>
         <w:rPr>
           <w:lang w:val="es_ES" w:bidi="es_ES"/>
         </w:rPr>
         <w:t>); su sufrimiento, muerte y resurrección ocurrieron al final (</w:t>
       </w:r>
-      <w:hyperlink r:id="rId27">
-        <w:r>
-          <w:rPr>
-            <w:lang w:val="es_ES" w:bidi="es_ES"/>
-          </w:rPr>
-          <w:rPr>
-            <w:color w:val="0000EE"/>
-            <w:u w:val="single"/>
-          </w:rPr>
-          <w:t>11.1–16.8</w:t>
-        </w:r>
-      </w:hyperlink>
+      <w:r>
+        <w:rPr>
+          <w:lang w:val="es_ES" w:bidi="es_ES"/>
+        </w:rPr>
+        <w:t>11.1–16.8</w:t>
+      </w:r>
       <w:r>
         <w:rPr>
           <w:lang w:val="es_ES" w:bidi="es_ES"/>
         </w:rPr>
         <w:t>). Algunos relatos individuales están vinculados cronológicamente, como la confesión de Pedro en Cesarea de Filipo (</w:t>
       </w:r>
-      <w:hyperlink r:id="rId28">
-        <w:r>
-          <w:rPr>
-            <w:lang w:val="es_ES" w:bidi="es_ES"/>
-          </w:rPr>
-          <w:rPr>
-            <w:color w:val="0000EE"/>
-            <w:u w:val="single"/>
-          </w:rPr>
-          <w:t>8.27–33</w:t>
-        </w:r>
-      </w:hyperlink>
+      <w:r>
+        <w:rPr>
+          <w:lang w:val="es_ES" w:bidi="es_ES"/>
+        </w:rPr>
+        <w:t>8.27–33</w:t>
+      </w:r>
       <w:r>
         <w:rPr>
           <w:lang w:val="es_ES" w:bidi="es_ES"/>
         </w:rPr>
         <w:t>) y la transfiguración de Jesús (</w:t>
       </w:r>
-      <w:hyperlink r:id="rId29">
-        <w:r>
-          <w:rPr>
-            <w:lang w:val="es_ES" w:bidi="es_ES"/>
-          </w:rPr>
-          <w:rPr>
-            <w:color w:val="0000EE"/>
-            <w:u w:val="single"/>
-          </w:rPr>
-          <w:t>9.1–13,</w:t>
-        </w:r>
-      </w:hyperlink>
+      <w:r>
+        <w:rPr>
+          <w:lang w:val="es_ES" w:bidi="es_ES"/>
+        </w:rPr>
+        <w:t>9.1–13,</w:t>
+      </w:r>
       <w:r>
         <w:rPr>
           <w:lang w:val="es_ES" w:bidi="es_ES"/>
         </w:rPr>
         <w:t xml:space="preserve"> ver también </w:t>
       </w:r>
-      <w:hyperlink r:id="rId30">
-        <w:r>
-          <w:rPr>
-            <w:lang w:val="es_ES" w:bidi="es_ES"/>
-          </w:rPr>
-          <w:rPr>
-            <w:color w:val="0000EE"/>
-            <w:u w:val="single"/>
-          </w:rPr>
-          <w:t>1.29</w:t>
-        </w:r>
-      </w:hyperlink>
+      <w:r>
+        <w:rPr>
+          <w:lang w:val="es_ES" w:bidi="es_ES"/>
+        </w:rPr>
+        <w:t>1.29</w:t>
+      </w:r>
       <w:r>
         <w:rPr>
           <w:lang w:val="es_ES" w:bidi="es_ES"/>
         </w:rPr>
         <w:t xml:space="preserve">, </w:t>
       </w:r>
-      <w:hyperlink r:id="rId31">
-        <w:r>
-          <w:rPr>
-            <w:lang w:val="es_ES" w:bidi="es_ES"/>
-          </w:rPr>
-          <w:rPr>
-            <w:color w:val="0000EE"/>
-            <w:u w:val="single"/>
-          </w:rPr>
-          <w:t>35</w:t>
-        </w:r>
-      </w:hyperlink>
+      <w:r>
+        <w:rPr>
+          <w:lang w:val="es_ES" w:bidi="es_ES"/>
+        </w:rPr>
+        <w:t>35</w:t>
+      </w:r>
       <w:r>
         <w:rPr>
           <w:lang w:val="es_ES" w:bidi="es_ES"/>
@@ -653,36 +539,24 @@
         </w:rPr>
         <w:t xml:space="preserve">El punto de inflexión más importante en el ministerio de Jesús se destaca en </w:t>
       </w:r>
-      <w:hyperlink r:id="rId28">
-        <w:r>
-          <w:rPr>
-            <w:lang w:val="es_ES" w:bidi="es_ES"/>
-          </w:rPr>
-          <w:rPr>
-            <w:color w:val="0000EE"/>
-            <w:u w:val="single"/>
-          </w:rPr>
-          <w:t>8.27–33</w:t>
-        </w:r>
-      </w:hyperlink>
+      <w:r>
+        <w:rPr>
+          <w:lang w:val="es_ES" w:bidi="es_ES"/>
+        </w:rPr>
+        <w:t>8.27–33</w:t>
+      </w:r>
       <w:r>
         <w:rPr>
           <w:lang w:val="es_ES" w:bidi="es_ES"/>
         </w:rPr>
         <w:t>, muy cerca del centro del libro. En Cesarea de Filipo, los discípulos confiesan por primera vez su creencia de que Jesús es el Mesías (</w:t>
       </w:r>
-      <w:hyperlink r:id="rId32">
-        <w:r>
-          <w:rPr>
-            <w:lang w:val="es_ES" w:bidi="es_ES"/>
-          </w:rPr>
-          <w:rPr>
-            <w:color w:val="0000EE"/>
-            <w:u w:val="single"/>
-          </w:rPr>
-          <w:t>8.29</w:t>
-        </w:r>
-      </w:hyperlink>
+      <w:r>
+        <w:rPr>
+          <w:lang w:val="es_ES" w:bidi="es_ES"/>
+        </w:rPr>
+        <w:t>8.29</w:t>
+      </w:r>
       <w:r>
         <w:rPr>
           <w:lang w:val="es_ES" w:bidi="es_ES"/>
@@ -701,54 +575,36 @@
         </w:rPr>
         <w:t>" sobre su muerte inminente y resurrección (</w:t>
       </w:r>
-      <w:hyperlink r:id="rId33">
-        <w:r>
-          <w:rPr>
-            <w:lang w:val="es_ES" w:bidi="es_ES"/>
-          </w:rPr>
-          <w:rPr>
-            <w:color w:val="0000EE"/>
-            <w:u w:val="single"/>
-          </w:rPr>
-          <w:t>8.31</w:t>
-        </w:r>
-      </w:hyperlink>
+      <w:r>
+        <w:rPr>
+          <w:lang w:val="es_ES" w:bidi="es_ES"/>
+        </w:rPr>
+        <w:t>8.31</w:t>
+      </w:r>
       <w:r>
         <w:rPr>
           <w:lang w:val="es_ES" w:bidi="es_ES"/>
         </w:rPr>
         <w:t xml:space="preserve">; cp. </w:t>
       </w:r>
-      <w:hyperlink r:id="rId34">
-        <w:r>
-          <w:rPr>
-            <w:lang w:val="es_ES" w:bidi="es_ES"/>
-          </w:rPr>
-          <w:rPr>
-            <w:color w:val="0000EE"/>
-            <w:u w:val="single"/>
-          </w:rPr>
-          <w:t>Mateo 16.21</w:t>
-        </w:r>
-      </w:hyperlink>
+      <w:r>
+        <w:rPr>
+          <w:lang w:val="es_ES" w:bidi="es_ES"/>
+        </w:rPr>
+        <w:t>Mateo 16.21</w:t>
+      </w:r>
       <w:r>
         <w:rPr>
           <w:lang w:val="es_ES" w:bidi="es_ES"/>
         </w:rPr>
         <w:t xml:space="preserve">). La muerte y resurrección de Jesús son el tema dominante de </w:t>
       </w:r>
-      <w:hyperlink r:id="rId35">
-        <w:r>
-          <w:rPr>
-            <w:lang w:val="es_ES" w:bidi="es_ES"/>
-          </w:rPr>
-          <w:rPr>
-            <w:color w:val="0000EE"/>
-            <w:u w:val="single"/>
-          </w:rPr>
-          <w:t>8.31–16.8</w:t>
-        </w:r>
-      </w:hyperlink>
+      <w:r>
+        <w:rPr>
+          <w:lang w:val="es_ES" w:bidi="es_ES"/>
+        </w:rPr>
+        <w:t>8.31–16.8</w:t>
+      </w:r>
       <w:r>
         <w:rPr>
           <w:lang w:val="es_ES" w:bidi="es_ES"/>
@@ -807,36 +663,24 @@
         </w:rPr>
         <w:t xml:space="preserve">La iglesia primitiva fue unánime en atribuir este evangelio a Juan Marcos. Es poco probable que Papías y otros atribuyeran este Evangelio a alguien que no era apóstol y que tenía una reputación manchada (ver </w:t>
       </w:r>
-      <w:hyperlink r:id="rId36">
-        <w:r>
-          <w:rPr>
-            <w:lang w:val="es_ES" w:bidi="es_ES"/>
-          </w:rPr>
-          <w:rPr>
-            <w:color w:val="0000EE"/>
-            <w:u w:val="single"/>
-          </w:rPr>
-          <w:t>Hechos 13.13</w:t>
-        </w:r>
-      </w:hyperlink>
+      <w:r>
+        <w:rPr>
+          <w:lang w:val="es_ES" w:bidi="es_ES"/>
+        </w:rPr>
+        <w:t>Hechos 13.13</w:t>
+      </w:r>
       <w:r>
         <w:rPr>
           <w:lang w:val="es_ES" w:bidi="es_ES"/>
         </w:rPr>
         <w:t xml:space="preserve">; </w:t>
       </w:r>
-      <w:hyperlink r:id="rId37">
-        <w:r>
-          <w:rPr>
-            <w:lang w:val="es_ES" w:bidi="es_ES"/>
-          </w:rPr>
-          <w:rPr>
-            <w:color w:val="0000EE"/>
-            <w:u w:val="single"/>
-          </w:rPr>
-          <w:t>15.36–41</w:t>
-        </w:r>
-      </w:hyperlink>
+      <w:r>
+        <w:rPr>
+          <w:lang w:val="es_ES" w:bidi="es_ES"/>
+        </w:rPr>
+        <w:t>15.36–41</w:t>
+      </w:r>
       <w:r>
         <w:rPr>
           <w:lang w:val="es_ES" w:bidi="es_ES"/>
@@ -857,108 +701,72 @@
         </w:rPr>
         <w:t xml:space="preserve">El autor de este Evangelio era bilingüe, como sugieren las frases en arameo en su texto griego (por ejemplo, </w:t>
       </w:r>
-      <w:hyperlink r:id="rId38">
-        <w:r>
-          <w:rPr>
-            <w:lang w:val="es_ES" w:bidi="es_ES"/>
-          </w:rPr>
-          <w:rPr>
-            <w:color w:val="0000EE"/>
-            <w:u w:val="single"/>
-          </w:rPr>
-          <w:t>Marcos 5.41</w:t>
-        </w:r>
-      </w:hyperlink>
+      <w:r>
+        <w:rPr>
+          <w:lang w:val="es_ES" w:bidi="es_ES"/>
+        </w:rPr>
+        <w:t>Marcos 5.41</w:t>
+      </w:r>
       <w:r>
         <w:rPr>
           <w:lang w:val="es_ES" w:bidi="es_ES"/>
         </w:rPr>
         <w:t xml:space="preserve">; </w:t>
       </w:r>
-      <w:hyperlink r:id="rId39">
-        <w:r>
-          <w:rPr>
-            <w:lang w:val="es_ES" w:bidi="es_ES"/>
-          </w:rPr>
-          <w:rPr>
-            <w:color w:val="0000EE"/>
-            <w:u w:val="single"/>
-          </w:rPr>
-          <w:t>7.34</w:t>
-        </w:r>
-      </w:hyperlink>
+      <w:r>
+        <w:rPr>
+          <w:lang w:val="es_ES" w:bidi="es_ES"/>
+        </w:rPr>
+        <w:t>7.34</w:t>
+      </w:r>
       <w:r>
         <w:rPr>
           <w:lang w:val="es_ES" w:bidi="es_ES"/>
         </w:rPr>
         <w:t xml:space="preserve">; </w:t>
       </w:r>
-      <w:hyperlink r:id="rId40">
-        <w:r>
-          <w:rPr>
-            <w:lang w:val="es_ES" w:bidi="es_ES"/>
-          </w:rPr>
-          <w:rPr>
-            <w:color w:val="0000EE"/>
-            <w:u w:val="single"/>
-          </w:rPr>
-          <w:t>15.34</w:t>
-        </w:r>
-      </w:hyperlink>
+      <w:r>
+        <w:rPr>
+          <w:lang w:val="es_ES" w:bidi="es_ES"/>
+        </w:rPr>
+        <w:t>15.34</w:t>
+      </w:r>
       <w:r>
         <w:rPr>
           <w:lang w:val="es_ES" w:bidi="es_ES"/>
         </w:rPr>
         <w:t xml:space="preserve">). También era judío, ya que conocía y explicaba diversas costumbres judías a sus lectores gentiles (por ejemplo, </w:t>
       </w:r>
-      <w:hyperlink r:id="rId41">
-        <w:r>
-          <w:rPr>
-            <w:lang w:val="es_ES" w:bidi="es_ES"/>
-          </w:rPr>
-          <w:rPr>
-            <w:color w:val="0000EE"/>
-            <w:u w:val="single"/>
-          </w:rPr>
-          <w:t>7.3–4</w:t>
-        </w:r>
-      </w:hyperlink>
+      <w:r>
+        <w:rPr>
+          <w:lang w:val="es_ES" w:bidi="es_ES"/>
+        </w:rPr>
+        <w:t>7.3–4</w:t>
+      </w:r>
       <w:r>
         <w:rPr>
           <w:lang w:val="es_ES" w:bidi="es_ES"/>
         </w:rPr>
         <w:t xml:space="preserve">; </w:t>
       </w:r>
-      <w:hyperlink r:id="rId42">
-        <w:r>
-          <w:rPr>
-            <w:lang w:val="es_ES" w:bidi="es_ES"/>
-          </w:rPr>
-          <w:rPr>
-            <w:color w:val="0000EE"/>
-            <w:u w:val="single"/>
-          </w:rPr>
-          <w:t>14.12</w:t>
-        </w:r>
-      </w:hyperlink>
+      <w:r>
+        <w:rPr>
+          <w:lang w:val="es_ES" w:bidi="es_ES"/>
+        </w:rPr>
+        <w:t>14.12</w:t>
+      </w:r>
       <w:r>
         <w:rPr>
           <w:lang w:val="es_ES" w:bidi="es_ES"/>
         </w:rPr>
         <w:t>). Juan Marcos era de hecho un judío que fue criado en Jerusalén (</w:t>
       </w:r>
-      <w:hyperlink r:id="rId43">
-        <w:r>
-          <w:rPr>
-            <w:lang w:val="es_ES" w:bidi="es_ES"/>
-          </w:rPr>
-          <w:rPr>
-            <w:color w:val="0000EE"/>
-            <w:u w:val="single"/>
-          </w:rPr>
-          <w:t>Hechos 12.12</w:t>
-        </w:r>
-      </w:hyperlink>
+      <w:r>
+        <w:rPr>
+          <w:lang w:val="es_ES" w:bidi="es_ES"/>
+        </w:rPr>
+        <w:t>Hechos 12.12</w:t>
+      </w:r>
       <w:r>
         <w:rPr>
           <w:lang w:val="es_ES" w:bidi="es_ES"/>
@@ -979,90 +787,60 @@
         </w:rPr>
         <w:t xml:space="preserve">Algunos han objetado que este Evangelio no indica claramente una conexión entre Marcos y Pedro y que parece más refinado, como una composición literaria, de lo que uno podría esperar de un registro directo del testimonio ocular de Pedro. Pero si este evangelio fue escrito cerca o después de la muerte de Pedro (ver "Fecha" abajo), Pedro había estado contando estas historias durante más de treinta años. A través de la continua repetición, su relato del evangelio se habría vuelto bien refinado. También hay referencias a Pedro en este evangelio que podrían deberse a la conexión personal de Marcos con él (por ejemplo, </w:t>
       </w:r>
-      <w:hyperlink r:id="rId44">
-        <w:r>
-          <w:rPr>
-            <w:lang w:val="es_ES" w:bidi="es_ES"/>
-          </w:rPr>
-          <w:rPr>
-            <w:color w:val="0000EE"/>
-            <w:u w:val="single"/>
-          </w:rPr>
-          <w:t>Marcos 1.16–20</w:t>
-        </w:r>
-      </w:hyperlink>
+      <w:r>
+        <w:rPr>
+          <w:lang w:val="es_ES" w:bidi="es_ES"/>
+        </w:rPr>
+        <w:t>Marcos 1.16–20</w:t>
+      </w:r>
       <w:r>
         <w:rPr>
           <w:lang w:val="es_ES" w:bidi="es_ES"/>
         </w:rPr>
         <w:t xml:space="preserve">; </w:t>
       </w:r>
-      <w:hyperlink r:id="rId45">
-        <w:r>
-          <w:rPr>
-            <w:lang w:val="es_ES" w:bidi="es_ES"/>
-          </w:rPr>
-          <w:rPr>
-            <w:color w:val="0000EE"/>
-            <w:u w:val="single"/>
-          </w:rPr>
-          <w:t>8.32–33</w:t>
-        </w:r>
-      </w:hyperlink>
+      <w:r>
+        <w:rPr>
+          <w:lang w:val="es_ES" w:bidi="es_ES"/>
+        </w:rPr>
+        <w:t>8.32–33</w:t>
+      </w:r>
       <w:r>
         <w:rPr>
           <w:lang w:val="es_ES" w:bidi="es_ES"/>
         </w:rPr>
         <w:t xml:space="preserve">; </w:t>
       </w:r>
-      <w:hyperlink r:id="rId46">
-        <w:r>
-          <w:rPr>
-            <w:lang w:val="es_ES" w:bidi="es_ES"/>
-          </w:rPr>
-          <w:rPr>
-            <w:color w:val="0000EE"/>
-            <w:u w:val="single"/>
-          </w:rPr>
-          <w:t>9.5–6</w:t>
-        </w:r>
-      </w:hyperlink>
+      <w:r>
+        <w:rPr>
+          <w:lang w:val="es_ES" w:bidi="es_ES"/>
+        </w:rPr>
+        <w:t>9.5–6</w:t>
+      </w:r>
       <w:r>
         <w:rPr>
           <w:lang w:val="es_ES" w:bidi="es_ES"/>
         </w:rPr>
         <w:t xml:space="preserve">; </w:t>
       </w:r>
-      <w:hyperlink r:id="rId47">
-        <w:r>
-          <w:rPr>
-            <w:lang w:val="es_ES" w:bidi="es_ES"/>
-          </w:rPr>
-          <w:rPr>
-            <w:color w:val="0000EE"/>
-            <w:u w:val="single"/>
-          </w:rPr>
-          <w:t>14.28–31</w:t>
-        </w:r>
-      </w:hyperlink>
+      <w:r>
+        <w:rPr>
+          <w:lang w:val="es_ES" w:bidi="es_ES"/>
+        </w:rPr>
+        <w:t>14.28–31</w:t>
+      </w:r>
       <w:r>
         <w:rPr>
           <w:lang w:val="es_ES" w:bidi="es_ES"/>
         </w:rPr>
         <w:t xml:space="preserve">, </w:t>
       </w:r>
-      <w:hyperlink r:id="rId48">
-        <w:r>
-          <w:rPr>
-            <w:lang w:val="es_ES" w:bidi="es_ES"/>
-          </w:rPr>
-          <w:rPr>
-            <w:color w:val="0000EE"/>
-            <w:u w:val="single"/>
-          </w:rPr>
-          <w:t>66–72</w:t>
-        </w:r>
-      </w:hyperlink>
+      <w:r>
+        <w:rPr>
+          <w:lang w:val="es_ES" w:bidi="es_ES"/>
+        </w:rPr>
+        <w:t>66–72</w:t>
+      </w:r>
       <w:r>
         <w:rPr>
           <w:lang w:val="es_ES" w:bidi="es_ES"/>
@@ -1094,90 +872,60 @@
         </w:rPr>
         <w:t>Juan Marcos probablemente escribió las enseñanzas de Pedro sobre Jesús alrededor del tiempo de la muerte de Pedro. Pedro murió en Roma en torno del año 64 d.C. en la persecución que Nerón emprendió contra los cristianos. Es probable que Marcos haya escrito este Evangelio a finales de los años 60, y un par de consideraciones apoyan esta hipótesis. (1) El énfasis en la fidelidad en tiempos de persecución (</w:t>
       </w:r>
-      <w:hyperlink r:id="rId49">
-        <w:r>
-          <w:rPr>
-            <w:lang w:val="es_ES" w:bidi="es_ES"/>
-          </w:rPr>
-          <w:rPr>
-            <w:color w:val="0000EE"/>
-            <w:u w:val="single"/>
-          </w:rPr>
-          <w:t>4.17</w:t>
-        </w:r>
-      </w:hyperlink>
+      <w:r>
+        <w:rPr>
+          <w:lang w:val="es_ES" w:bidi="es_ES"/>
+        </w:rPr>
+        <w:t>4.17</w:t>
+      </w:r>
       <w:r>
         <w:rPr>
           <w:lang w:val="es_ES" w:bidi="es_ES"/>
         </w:rPr>
         <w:t xml:space="preserve">; </w:t>
       </w:r>
-      <w:hyperlink r:id="rId50">
-        <w:r>
-          <w:rPr>
-            <w:lang w:val="es_ES" w:bidi="es_ES"/>
-          </w:rPr>
-          <w:rPr>
-            <w:color w:val="0000EE"/>
-            <w:u w:val="single"/>
-          </w:rPr>
-          <w:t>8.34–38</w:t>
-        </w:r>
-      </w:hyperlink>
+      <w:r>
+        <w:rPr>
+          <w:lang w:val="es_ES" w:bidi="es_ES"/>
+        </w:rPr>
+        <w:t>8.34–38</w:t>
+      </w:r>
       <w:r>
         <w:rPr>
           <w:lang w:val="es_ES" w:bidi="es_ES"/>
         </w:rPr>
         <w:t xml:space="preserve">; </w:t>
       </w:r>
-      <w:hyperlink r:id="rId51">
-        <w:r>
-          <w:rPr>
-            <w:lang w:val="es_ES" w:bidi="es_ES"/>
-          </w:rPr>
-          <w:rPr>
-            <w:color w:val="0000EE"/>
-            <w:u w:val="single"/>
-          </w:rPr>
-          <w:t>10.30</w:t>
-        </w:r>
-      </w:hyperlink>
+      <w:r>
+        <w:rPr>
+          <w:lang w:val="es_ES" w:bidi="es_ES"/>
+        </w:rPr>
+        <w:t>10.30</w:t>
+      </w:r>
       <w:r>
         <w:rPr>
           <w:lang w:val="es_ES" w:bidi="es_ES"/>
         </w:rPr>
         <w:t xml:space="preserve">; </w:t>
       </w:r>
-      <w:hyperlink r:id="rId52">
-        <w:r>
-          <w:rPr>
-            <w:lang w:val="es_ES" w:bidi="es_ES"/>
-          </w:rPr>
-          <w:rPr>
-            <w:color w:val="0000EE"/>
-            <w:u w:val="single"/>
-          </w:rPr>
-          <w:t>13.9–13</w:t>
-        </w:r>
-      </w:hyperlink>
+      <w:r>
+        <w:rPr>
+          <w:lang w:val="es_ES" w:bidi="es_ES"/>
+        </w:rPr>
+        <w:t>13.9–13</w:t>
+      </w:r>
       <w:r>
         <w:rPr>
           <w:lang w:val="es_ES" w:bidi="es_ES"/>
         </w:rPr>
         <w:t xml:space="preserve">) sugiere un período durante o poco después de la persecución de Nerón a mediados de los años 60. Y (2) El discurso de Jesús registrado en el capítulo </w:t>
       </w:r>
-      <w:hyperlink r:id="rId53">
-        <w:r>
-          <w:rPr>
-            <w:lang w:val="es_ES" w:bidi="es_ES"/>
-          </w:rPr>
-          <w:rPr>
-            <w:color w:val="0000EE"/>
-            <w:u w:val="single"/>
-          </w:rPr>
-          <w:t>13</w:t>
-        </w:r>
-      </w:hyperlink>
+      <w:r>
+        <w:rPr>
+          <w:lang w:val="es_ES" w:bidi="es_ES"/>
+        </w:rPr>
+        <w:t>13</w:t>
+      </w:r>
       <w:r>
         <w:rPr>
           <w:lang w:val="es_ES" w:bidi="es_ES"/>
@@ -1209,54 +957,36 @@
         </w:rPr>
         <w:t xml:space="preserve">Según la tradición, el Evangelio de Marcos fue escrito para la iglesia en Roma. Está claro que los lectores originales hablaban griego y eran gentiles, porque el autor explica las costumbres judías (por ejemplo, </w:t>
       </w:r>
-      <w:hyperlink r:id="rId41">
-        <w:r>
-          <w:rPr>
-            <w:lang w:val="es_ES" w:bidi="es_ES"/>
-          </w:rPr>
-          <w:rPr>
-            <w:color w:val="0000EE"/>
-            <w:u w:val="single"/>
-          </w:rPr>
-          <w:t>7.3–4</w:t>
-        </w:r>
-      </w:hyperlink>
+      <w:r>
+        <w:rPr>
+          <w:lang w:val="es_ES" w:bidi="es_ES"/>
+        </w:rPr>
+        <w:t>7.3–4</w:t>
+      </w:r>
       <w:r>
         <w:rPr>
           <w:lang w:val="es_ES" w:bidi="es_ES"/>
         </w:rPr>
         <w:t xml:space="preserve">; </w:t>
       </w:r>
-      <w:hyperlink r:id="rId42">
-        <w:r>
-          <w:rPr>
-            <w:lang w:val="es_ES" w:bidi="es_ES"/>
-          </w:rPr>
-          <w:rPr>
-            <w:color w:val="0000EE"/>
-            <w:u w:val="single"/>
-          </w:rPr>
-          <w:t>14.12</w:t>
-        </w:r>
-      </w:hyperlink>
+      <w:r>
+        <w:rPr>
+          <w:lang w:val="es_ES" w:bidi="es_ES"/>
+        </w:rPr>
+        <w:t>14.12</w:t>
+      </w:r>
       <w:r>
         <w:rPr>
           <w:lang w:val="es_ES" w:bidi="es_ES"/>
         </w:rPr>
         <w:t>) y distingue a sus lectores de "los judíos" (</w:t>
       </w:r>
-      <w:hyperlink r:id="rId54">
-        <w:r>
-          <w:rPr>
-            <w:lang w:val="es_ES" w:bidi="es_ES"/>
-          </w:rPr>
-          <w:rPr>
-            <w:color w:val="0000EE"/>
-            <w:u w:val="single"/>
-          </w:rPr>
-          <w:t>7.3</w:t>
-        </w:r>
-      </w:hyperlink>
+      <w:r>
+        <w:rPr>
+          <w:lang w:val="es_ES" w:bidi="es_ES"/>
+        </w:rPr>
+        <w:t>7.3</w:t>
+      </w:r>
       <w:r>
         <w:rPr>
           <w:lang w:val="es_ES" w:bidi="es_ES"/>
@@ -1277,72 +1007,48 @@
         </w:rPr>
         <w:t>Los lectores originales eran cristianos. Estaban familiarizados con las tradiciones del evangelio, ya que el autor no explica varias referencias del Antiguo Testamento (</w:t>
       </w:r>
-      <w:hyperlink r:id="rId55">
-        <w:r>
-          <w:rPr>
-            <w:lang w:val="es_ES" w:bidi="es_ES"/>
-          </w:rPr>
-          <w:rPr>
-            <w:color w:val="0000EE"/>
-            <w:u w:val="single"/>
-          </w:rPr>
-          <w:t>2.25–26</w:t>
-        </w:r>
-      </w:hyperlink>
+      <w:r>
+        <w:rPr>
+          <w:lang w:val="es_ES" w:bidi="es_ES"/>
+        </w:rPr>
+        <w:t>2.25–26</w:t>
+      </w:r>
       <w:r>
         <w:rPr>
           <w:lang w:val="es_ES" w:bidi="es_ES"/>
         </w:rPr>
         <w:t>) ni cosas como quién era Juan el Bautista (</w:t>
       </w:r>
-      <w:hyperlink r:id="rId56">
-        <w:r>
-          <w:rPr>
-            <w:lang w:val="es_ES" w:bidi="es_ES"/>
-          </w:rPr>
-          <w:rPr>
-            <w:color w:val="0000EE"/>
-            <w:u w:val="single"/>
-          </w:rPr>
-          <w:t>1.2–8</w:t>
-        </w:r>
-      </w:hyperlink>
+      <w:r>
+        <w:rPr>
+          <w:lang w:val="es_ES" w:bidi="es_ES"/>
+        </w:rPr>
+        <w:t>1.2–8</w:t>
+      </w:r>
       <w:r>
         <w:rPr>
           <w:lang w:val="es_ES" w:bidi="es_ES"/>
         </w:rPr>
         <w:t>), quién era el profeta Isaías (</w:t>
       </w:r>
-      <w:hyperlink r:id="rId57">
-        <w:r>
-          <w:rPr>
-            <w:lang w:val="es_ES" w:bidi="es_ES"/>
-          </w:rPr>
-          <w:rPr>
-            <w:color w:val="0000EE"/>
-            <w:u w:val="single"/>
-          </w:rPr>
-          <w:t>1.2</w:t>
-        </w:r>
-      </w:hyperlink>
+      <w:r>
+        <w:rPr>
+          <w:lang w:val="es_ES" w:bidi="es_ES"/>
+        </w:rPr>
+        <w:t>1.2</w:t>
+      </w:r>
       <w:r>
         <w:rPr>
           <w:lang w:val="es_ES" w:bidi="es_ES"/>
         </w:rPr>
         <w:t>) o quiénes eran los fariseos y los maestros de la ley religiosa (</w:t>
       </w:r>
-      <w:hyperlink r:id="rId58">
-        <w:r>
-          <w:rPr>
-            <w:lang w:val="es_ES" w:bidi="es_ES"/>
-          </w:rPr>
-          <w:rPr>
-            <w:color w:val="0000EE"/>
-            <w:u w:val="single"/>
-          </w:rPr>
-          <w:t>7:1</w:t>
-        </w:r>
-      </w:hyperlink>
+      <w:r>
+        <w:rPr>
+          <w:lang w:val="es_ES" w:bidi="es_ES"/>
+        </w:rPr>
+        <w:t>7:1</w:t>
+      </w:r>
       <w:r>
         <w:rPr>
           <w:lang w:val="es_ES" w:bidi="es_ES"/>
@@ -1363,36 +1069,24 @@
         </w:rPr>
         <w:t xml:space="preserve">También es evidente que los lectores eran romanos, como lo indican los “latinismos” en Marcos. En </w:t>
       </w:r>
-      <w:hyperlink r:id="rId59">
-        <w:r>
-          <w:rPr>
-            <w:lang w:val="es_ES" w:bidi="es_ES"/>
-          </w:rPr>
-          <w:rPr>
-            <w:color w:val="0000EE"/>
-            <w:u w:val="single"/>
-          </w:rPr>
-          <w:t>6.27</w:t>
-        </w:r>
-      </w:hyperlink>
+      <w:r>
+        <w:rPr>
+          <w:lang w:val="es_ES" w:bidi="es_ES"/>
+        </w:rPr>
+        <w:t>6.27</w:t>
+      </w:r>
       <w:r>
         <w:rPr>
           <w:lang w:val="es_ES" w:bidi="es_ES"/>
         </w:rPr>
         <w:t xml:space="preserve">, usa una palabra latina que significa "soldado"; en </w:t>
       </w:r>
-      <w:hyperlink r:id="rId60">
-        <w:r>
-          <w:rPr>
-            <w:lang w:val="es_ES" w:bidi="es_ES"/>
-          </w:rPr>
-          <w:rPr>
-            <w:color w:val="0000EE"/>
-            <w:u w:val="single"/>
-          </w:rPr>
-          <w:t>12.42</w:t>
-        </w:r>
-      </w:hyperlink>
+      <w:r>
+        <w:rPr>
+          <w:lang w:val="es_ES" w:bidi="es_ES"/>
+        </w:rPr>
+        <w:t>12.42</w:t>
+      </w:r>
       <w:r>
         <w:rPr>
           <w:lang w:val="es_ES" w:bidi="es_ES"/>
@@ -1412,36 +1106,24 @@
         </w:rPr>
         <w:t xml:space="preserve">) para explicar el significado de "dos lepta" (monedas griegas); y en </w:t>
       </w:r>
-      <w:hyperlink r:id="rId61">
-        <w:r>
-          <w:rPr>
-            <w:lang w:val="es_ES" w:bidi="es_ES"/>
-          </w:rPr>
-          <w:rPr>
-            <w:color w:val="0000EE"/>
-            <w:u w:val="single"/>
-          </w:rPr>
-          <w:t>15.39</w:t>
-        </w:r>
-      </w:hyperlink>
+      <w:r>
+        <w:rPr>
+          <w:lang w:val="es_ES" w:bidi="es_ES"/>
+        </w:rPr>
+        <w:t>15.39</w:t>
+      </w:r>
       <w:r>
         <w:rPr>
           <w:lang w:val="es_ES" w:bidi="es_ES"/>
         </w:rPr>
         <w:t xml:space="preserve">, </w:t>
       </w:r>
-      <w:hyperlink r:id="rId62">
-        <w:r>
-          <w:rPr>
-            <w:lang w:val="es_ES" w:bidi="es_ES"/>
-          </w:rPr>
-          <w:rPr>
-            <w:color w:val="0000EE"/>
-            <w:u w:val="single"/>
-          </w:rPr>
-          <w:t>44–45</w:t>
-        </w:r>
-      </w:hyperlink>
+      <w:r>
+        <w:rPr>
+          <w:lang w:val="es_ES" w:bidi="es_ES"/>
+        </w:rPr>
+        <w:t>44–45</w:t>
+      </w:r>
       <w:r>
         <w:rPr>
           <w:lang w:val="es_ES" w:bidi="es_ES"/>
@@ -1473,342 +1155,228 @@
         </w:rPr>
         <w:t xml:space="preserve">El propio trabajo editorial de Marcos se puede ver más claramente en sus declaraciones introductorias (por ejemplo, </w:t>
       </w:r>
-      <w:hyperlink r:id="rId63">
-        <w:r>
-          <w:rPr>
-            <w:lang w:val="es_ES" w:bidi="es_ES"/>
-          </w:rPr>
-          <w:rPr>
-            <w:color w:val="0000EE"/>
-            <w:u w:val="single"/>
-          </w:rPr>
-          <w:t>1.21–22</w:t>
-        </w:r>
-      </w:hyperlink>
+      <w:r>
+        <w:rPr>
+          <w:lang w:val="es_ES" w:bidi="es_ES"/>
+        </w:rPr>
+        <w:t>1.21–22</w:t>
+      </w:r>
       <w:r>
         <w:rPr>
           <w:lang w:val="es_ES" w:bidi="es_ES"/>
         </w:rPr>
         <w:t xml:space="preserve">; </w:t>
       </w:r>
-      <w:hyperlink r:id="rId64">
-        <w:r>
-          <w:rPr>
-            <w:lang w:val="es_ES" w:bidi="es_ES"/>
-          </w:rPr>
-          <w:rPr>
-            <w:color w:val="0000EE"/>
-            <w:u w:val="single"/>
-          </w:rPr>
-          <w:t>2.1</w:t>
-        </w:r>
-      </w:hyperlink>
+      <w:r>
+        <w:rPr>
+          <w:lang w:val="es_ES" w:bidi="es_ES"/>
+        </w:rPr>
+        <w:t>2.1</w:t>
+      </w:r>
       <w:r>
         <w:rPr>
           <w:lang w:val="es_ES" w:bidi="es_ES"/>
         </w:rPr>
         <w:t xml:space="preserve">; </w:t>
       </w:r>
-      <w:hyperlink r:id="rId65">
-        <w:r>
-          <w:rPr>
-            <w:lang w:val="es_ES" w:bidi="es_ES"/>
-          </w:rPr>
-          <w:rPr>
-            <w:color w:val="0000EE"/>
-            <w:u w:val="single"/>
-          </w:rPr>
-          <w:t>4.1</w:t>
-        </w:r>
-      </w:hyperlink>
+      <w:r>
+        <w:rPr>
+          <w:lang w:val="es_ES" w:bidi="es_ES"/>
+        </w:rPr>
+        <w:t>4.1</w:t>
+      </w:r>
       <w:r>
         <w:rPr>
           <w:lang w:val="es_ES" w:bidi="es_ES"/>
         </w:rPr>
         <w:t xml:space="preserve">; </w:t>
       </w:r>
-      <w:hyperlink r:id="rId58">
-        <w:r>
-          <w:rPr>
-            <w:lang w:val="es_ES" w:bidi="es_ES"/>
-          </w:rPr>
-          <w:rPr>
-            <w:color w:val="0000EE"/>
-            <w:u w:val="single"/>
-          </w:rPr>
-          <w:t>7.1</w:t>
-        </w:r>
-      </w:hyperlink>
+      <w:r>
+        <w:rPr>
+          <w:lang w:val="es_ES" w:bidi="es_ES"/>
+        </w:rPr>
+        <w:t>7.1</w:t>
+      </w:r>
       <w:r>
         <w:rPr>
           <w:lang w:val="es_ES" w:bidi="es_ES"/>
         </w:rPr>
         <w:t xml:space="preserve">), en sus comentarios explicativos (por ejemplo, </w:t>
       </w:r>
-      <w:hyperlink r:id="rId66">
-        <w:r>
-          <w:rPr>
-            <w:lang w:val="es_ES" w:bidi="es_ES"/>
-          </w:rPr>
-          <w:rPr>
-            <w:color w:val="0000EE"/>
-            <w:u w:val="single"/>
-          </w:rPr>
-          <w:t>1.16</w:t>
-        </w:r>
-      </w:hyperlink>
+      <w:r>
+        <w:rPr>
+          <w:lang w:val="es_ES" w:bidi="es_ES"/>
+        </w:rPr>
+        <w:t>1.16</w:t>
+      </w:r>
       <w:r>
         <w:rPr>
           <w:lang w:val="es_ES" w:bidi="es_ES"/>
         </w:rPr>
         <w:t xml:space="preserve">; </w:t>
       </w:r>
-      <w:hyperlink r:id="rId67">
-        <w:r>
-          <w:rPr>
-            <w:lang w:val="es_ES" w:bidi="es_ES"/>
-          </w:rPr>
-          <w:rPr>
-            <w:color w:val="0000EE"/>
-            <w:u w:val="single"/>
-          </w:rPr>
-          <w:t>2.15</w:t>
-        </w:r>
-      </w:hyperlink>
+      <w:r>
+        <w:rPr>
+          <w:lang w:val="es_ES" w:bidi="es_ES"/>
+        </w:rPr>
+        <w:t>2.15</w:t>
+      </w:r>
       <w:r>
         <w:rPr>
           <w:lang w:val="es_ES" w:bidi="es_ES"/>
         </w:rPr>
         <w:t xml:space="preserve">; </w:t>
       </w:r>
-      <w:hyperlink r:id="rId68">
-        <w:r>
-          <w:rPr>
-            <w:lang w:val="es_ES" w:bidi="es_ES"/>
-          </w:rPr>
-          <w:rPr>
-            <w:color w:val="0000EE"/>
-            <w:u w:val="single"/>
-          </w:rPr>
-          <w:t>5.8</w:t>
-        </w:r>
-      </w:hyperlink>
+      <w:r>
+        <w:rPr>
+          <w:lang w:val="es_ES" w:bidi="es_ES"/>
+        </w:rPr>
+        <w:t>5.8</w:t>
+      </w:r>
       <w:r>
         <w:rPr>
           <w:lang w:val="es_ES" w:bidi="es_ES"/>
         </w:rPr>
         <w:t xml:space="preserve">, </w:t>
       </w:r>
-      <w:hyperlink r:id="rId69">
-        <w:r>
-          <w:rPr>
-            <w:lang w:val="es_ES" w:bidi="es_ES"/>
-          </w:rPr>
-          <w:rPr>
-            <w:color w:val="0000EE"/>
-            <w:u w:val="single"/>
-          </w:rPr>
-          <w:t>28</w:t>
-        </w:r>
-      </w:hyperlink>
+      <w:r>
+        <w:rPr>
+          <w:lang w:val="es_ES" w:bidi="es_ES"/>
+        </w:rPr>
+        <w:t>28</w:t>
+      </w:r>
       <w:r>
         <w:rPr>
           <w:lang w:val="es_ES" w:bidi="es_ES"/>
         </w:rPr>
         <w:t xml:space="preserve">, </w:t>
       </w:r>
-      <w:hyperlink r:id="rId70">
-        <w:r>
-          <w:rPr>
-            <w:lang w:val="es_ES" w:bidi="es_ES"/>
-          </w:rPr>
-          <w:rPr>
-            <w:color w:val="0000EE"/>
-            <w:u w:val="single"/>
-          </w:rPr>
-          <w:t>42</w:t>
-        </w:r>
-      </w:hyperlink>
+      <w:r>
+        <w:rPr>
+          <w:lang w:val="es_ES" w:bidi="es_ES"/>
+        </w:rPr>
+        <w:t>42</w:t>
+      </w:r>
       <w:r>
         <w:rPr>
           <w:lang w:val="es_ES" w:bidi="es_ES"/>
         </w:rPr>
         <w:t xml:space="preserve">; </w:t>
       </w:r>
-      <w:hyperlink r:id="rId71">
-        <w:r>
-          <w:rPr>
-            <w:lang w:val="es_ES" w:bidi="es_ES"/>
-          </w:rPr>
-          <w:rPr>
-            <w:color w:val="0000EE"/>
-            <w:u w:val="single"/>
-          </w:rPr>
-          <w:t>6.14</w:t>
-        </w:r>
-      </w:hyperlink>
+      <w:r>
+        <w:rPr>
+          <w:lang w:val="es_ES" w:bidi="es_ES"/>
+        </w:rPr>
+        <w:t>6.14</w:t>
+      </w:r>
       <w:r>
         <w:rPr>
           <w:lang w:val="es_ES" w:bidi="es_ES"/>
         </w:rPr>
         <w:t xml:space="preserve">, </w:t>
       </w:r>
-      <w:hyperlink r:id="rId72">
-        <w:r>
-          <w:rPr>
-            <w:lang w:val="es_ES" w:bidi="es_ES"/>
-          </w:rPr>
-          <w:rPr>
-            <w:color w:val="0000EE"/>
-            <w:u w:val="single"/>
-          </w:rPr>
-          <w:t>17</w:t>
-        </w:r>
-      </w:hyperlink>
+      <w:r>
+        <w:rPr>
+          <w:lang w:val="es_ES" w:bidi="es_ES"/>
+        </w:rPr>
+        <w:t>17</w:t>
+      </w:r>
       <w:r>
         <w:rPr>
           <w:lang w:val="es_ES" w:bidi="es_ES"/>
         </w:rPr>
         <w:t xml:space="preserve">, </w:t>
       </w:r>
-      <w:hyperlink r:id="rId73">
-        <w:r>
-          <w:rPr>
-            <w:lang w:val="es_ES" w:bidi="es_ES"/>
-          </w:rPr>
-          <w:rPr>
-            <w:color w:val="0000EE"/>
-            <w:u w:val="single"/>
-          </w:rPr>
-          <w:t>20</w:t>
-        </w:r>
-      </w:hyperlink>
+      <w:r>
+        <w:rPr>
+          <w:lang w:val="es_ES" w:bidi="es_ES"/>
+        </w:rPr>
+        <w:t>20</w:t>
+      </w:r>
       <w:r>
         <w:rPr>
           <w:lang w:val="es_ES" w:bidi="es_ES"/>
         </w:rPr>
         <w:t xml:space="preserve">, </w:t>
       </w:r>
-      <w:hyperlink r:id="rId74">
-        <w:r>
-          <w:rPr>
-            <w:lang w:val="es_ES" w:bidi="es_ES"/>
-          </w:rPr>
-          <w:rPr>
-            <w:color w:val="0000EE"/>
-            <w:u w:val="single"/>
-          </w:rPr>
-          <w:t>52</w:t>
-        </w:r>
-      </w:hyperlink>
+      <w:r>
+        <w:rPr>
+          <w:lang w:val="es_ES" w:bidi="es_ES"/>
+        </w:rPr>
+        <w:t>52</w:t>
+      </w:r>
       <w:r>
         <w:rPr>
           <w:lang w:val="es_ES" w:bidi="es_ES"/>
         </w:rPr>
         <w:t xml:space="preserve">; </w:t>
       </w:r>
-      <w:hyperlink r:id="rId41">
-        <w:r>
-          <w:rPr>
-            <w:lang w:val="es_ES" w:bidi="es_ES"/>
-          </w:rPr>
-          <w:rPr>
-            <w:color w:val="0000EE"/>
-            <w:u w:val="single"/>
-          </w:rPr>
-          <w:t>7.3–4</w:t>
-        </w:r>
-      </w:hyperlink>
+      <w:r>
+        <w:rPr>
+          <w:lang w:val="es_ES" w:bidi="es_ES"/>
+        </w:rPr>
+        <w:t>7.3–4</w:t>
+      </w:r>
       <w:r>
         <w:rPr>
           <w:lang w:val="es_ES" w:bidi="es_ES"/>
         </w:rPr>
         <w:t xml:space="preserve">), y en sus resúmenes (por ejemplo, </w:t>
       </w:r>
-      <w:hyperlink r:id="rId75">
-        <w:r>
-          <w:rPr>
-            <w:lang w:val="es_ES" w:bidi="es_ES"/>
-          </w:rPr>
-          <w:rPr>
-            <w:color w:val="0000EE"/>
-            <w:u w:val="single"/>
-          </w:rPr>
-          <w:t>1.14–15</w:t>
-        </w:r>
-      </w:hyperlink>
+      <w:r>
+        <w:rPr>
+          <w:lang w:val="es_ES" w:bidi="es_ES"/>
+        </w:rPr>
+        <w:t>1.14–15</w:t>
+      </w:r>
       <w:r>
         <w:rPr>
           <w:lang w:val="es_ES" w:bidi="es_ES"/>
         </w:rPr>
         <w:t xml:space="preserve">, </w:t>
       </w:r>
-      <w:hyperlink r:id="rId76">
-        <w:r>
-          <w:rPr>
-            <w:lang w:val="es_ES" w:bidi="es_ES"/>
-          </w:rPr>
-          <w:rPr>
-            <w:color w:val="0000EE"/>
-            <w:u w:val="single"/>
-          </w:rPr>
-          <w:t>34</w:t>
-        </w:r>
-      </w:hyperlink>
+      <w:r>
+        <w:rPr>
+          <w:lang w:val="es_ES" w:bidi="es_ES"/>
+        </w:rPr>
+        <w:t>34</w:t>
+      </w:r>
       <w:r>
         <w:rPr>
           <w:lang w:val="es_ES" w:bidi="es_ES"/>
         </w:rPr>
         <w:t xml:space="preserve">, </w:t>
       </w:r>
-      <w:hyperlink r:id="rId77">
-        <w:r>
-          <w:rPr>
-            <w:lang w:val="es_ES" w:bidi="es_ES"/>
-          </w:rPr>
-          <w:rPr>
-            <w:color w:val="0000EE"/>
-            <w:u w:val="single"/>
-          </w:rPr>
-          <w:t>39</w:t>
-        </w:r>
-      </w:hyperlink>
+      <w:r>
+        <w:rPr>
+          <w:lang w:val="es_ES" w:bidi="es_ES"/>
+        </w:rPr>
+        <w:t>39</w:t>
+      </w:r>
       <w:r>
         <w:rPr>
           <w:lang w:val="es_ES" w:bidi="es_ES"/>
         </w:rPr>
         <w:t xml:space="preserve">; </w:t>
       </w:r>
-      <w:hyperlink r:id="rId78">
-        <w:r>
-          <w:rPr>
-            <w:lang w:val="es_ES" w:bidi="es_ES"/>
-          </w:rPr>
-          <w:rPr>
-            <w:color w:val="0000EE"/>
-            <w:u w:val="single"/>
-          </w:rPr>
-          <w:t>3.7–12</w:t>
-        </w:r>
-      </w:hyperlink>
+      <w:r>
+        <w:rPr>
+          <w:lang w:val="es_ES" w:bidi="es_ES"/>
+        </w:rPr>
+        <w:t>3.7–12</w:t>
+      </w:r>
       <w:r>
         <w:rPr>
           <w:lang w:val="es_ES" w:bidi="es_ES"/>
         </w:rPr>
         <w:t xml:space="preserve">; </w:t>
       </w:r>
-      <w:hyperlink r:id="rId79">
-        <w:r>
-          <w:rPr>
-            <w:lang w:val="es_ES" w:bidi="es_ES"/>
-          </w:rPr>
-          <w:rPr>
-            <w:color w:val="0000EE"/>
-            <w:u w:val="single"/>
-          </w:rPr>
-          <w:t>6.53–56</w:t>
-        </w:r>
-      </w:hyperlink>
+      <w:r>
+        <w:rPr>
+          <w:lang w:val="es_ES" w:bidi="es_ES"/>
+        </w:rPr>
+        <w:t>6.53–56</w:t>
+      </w:r>
       <w:r>
         <w:rPr>
           <w:lang w:val="es_ES" w:bidi="es_ES"/>
@@ -1829,414 +1397,276 @@
         </w:rPr>
         <w:t xml:space="preserve">Marcos repite varios términos y expresiones para mostrar progreso, como "de repente", "tan pronto como" y "en seguida" (por ejemplo, </w:t>
       </w:r>
-      <w:hyperlink r:id="rId80">
-        <w:r>
-          <w:rPr>
-            <w:lang w:val="es_ES" w:bidi="es_ES"/>
-          </w:rPr>
-          <w:rPr>
-            <w:color w:val="0000EE"/>
-            <w:u w:val="single"/>
-          </w:rPr>
-          <w:t>1.23</w:t>
-        </w:r>
-      </w:hyperlink>
+      <w:r>
+        <w:rPr>
+          <w:lang w:val="es_ES" w:bidi="es_ES"/>
+        </w:rPr>
+        <w:t>1.23</w:t>
+      </w:r>
       <w:r>
         <w:rPr>
           <w:lang w:val="es_ES" w:bidi="es_ES"/>
         </w:rPr>
         <w:t xml:space="preserve">; </w:t>
       </w:r>
-      <w:hyperlink r:id="rId81">
-        <w:r>
-          <w:rPr>
-            <w:lang w:val="es_ES" w:bidi="es_ES"/>
-          </w:rPr>
-          <w:rPr>
-            <w:color w:val="0000EE"/>
-            <w:u w:val="single"/>
-          </w:rPr>
-          <w:t>3.6</w:t>
-        </w:r>
-      </w:hyperlink>
+      <w:r>
+        <w:rPr>
+          <w:lang w:val="es_ES" w:bidi="es_ES"/>
+        </w:rPr>
+        <w:t>3.6</w:t>
+      </w:r>
       <w:r>
         <w:rPr>
           <w:lang w:val="es_ES" w:bidi="es_ES"/>
         </w:rPr>
         <w:t xml:space="preserve">; </w:t>
       </w:r>
-      <w:hyperlink r:id="rId82">
-        <w:r>
-          <w:rPr>
-            <w:lang w:val="es_ES" w:bidi="es_ES"/>
-          </w:rPr>
-          <w:rPr>
-            <w:color w:val="0000EE"/>
-            <w:u w:val="single"/>
-          </w:rPr>
-          <w:t>6.45</w:t>
-        </w:r>
-      </w:hyperlink>
+      <w:r>
+        <w:rPr>
+          <w:lang w:val="es_ES" w:bidi="es_ES"/>
+        </w:rPr>
+        <w:t>6.45</w:t>
+      </w:r>
       <w:r>
         <w:rPr>
           <w:lang w:val="es_ES" w:bidi="es_ES"/>
         </w:rPr>
         <w:t xml:space="preserve">). Él usa el presente griego en la narrativa, en lugar de un pretérito simple, para dar una sensación de inmediatez (por ejemplo, </w:t>
       </w:r>
-      <w:hyperlink r:id="rId83">
-        <w:r>
-          <w:rPr>
-            <w:lang w:val="es_ES" w:bidi="es_ES"/>
-          </w:rPr>
-          <w:rPr>
-            <w:color w:val="0000EE"/>
-            <w:u w:val="single"/>
-          </w:rPr>
-          <w:t>1.12</w:t>
-        </w:r>
-      </w:hyperlink>
+      <w:r>
+        <w:rPr>
+          <w:lang w:val="es_ES" w:bidi="es_ES"/>
+        </w:rPr>
+        <w:t>1.12</w:t>
+      </w:r>
       <w:r>
         <w:rPr>
           <w:lang w:val="es_ES" w:bidi="es_ES"/>
         </w:rPr>
         <w:t xml:space="preserve">, </w:t>
       </w:r>
-      <w:hyperlink r:id="rId84">
-        <w:r>
-          <w:rPr>
-            <w:lang w:val="es_ES" w:bidi="es_ES"/>
-          </w:rPr>
-          <w:rPr>
-            <w:color w:val="0000EE"/>
-            <w:u w:val="single"/>
-          </w:rPr>
-          <w:t>21</w:t>
-        </w:r>
-      </w:hyperlink>
+      <w:r>
+        <w:rPr>
+          <w:lang w:val="es_ES" w:bidi="es_ES"/>
+        </w:rPr>
+        <w:t>21</w:t>
+      </w:r>
       <w:r>
         <w:rPr>
           <w:lang w:val="es_ES" w:bidi="es_ES"/>
         </w:rPr>
         <w:t xml:space="preserve">, </w:t>
       </w:r>
-      <w:hyperlink r:id="rId85">
-        <w:r>
-          <w:rPr>
-            <w:lang w:val="es_ES" w:bidi="es_ES"/>
-          </w:rPr>
-          <w:rPr>
-            <w:color w:val="0000EE"/>
-            <w:u w:val="single"/>
-          </w:rPr>
-          <w:t>38</w:t>
-        </w:r>
-      </w:hyperlink>
+      <w:r>
+        <w:rPr>
+          <w:lang w:val="es_ES" w:bidi="es_ES"/>
+        </w:rPr>
+        <w:t>38</w:t>
+      </w:r>
       <w:r>
         <w:rPr>
           <w:lang w:val="es_ES" w:bidi="es_ES"/>
         </w:rPr>
         <w:t xml:space="preserve">, </w:t>
       </w:r>
-      <w:hyperlink r:id="rId86">
-        <w:r>
-          <w:rPr>
-            <w:lang w:val="es_ES" w:bidi="es_ES"/>
-          </w:rPr>
-          <w:rPr>
-            <w:color w:val="0000EE"/>
-            <w:u w:val="single"/>
-          </w:rPr>
-          <w:t>40</w:t>
-        </w:r>
-      </w:hyperlink>
+      <w:r>
+        <w:rPr>
+          <w:lang w:val="es_ES" w:bidi="es_ES"/>
+        </w:rPr>
+        <w:t>40</w:t>
+      </w:r>
       <w:r>
         <w:rPr>
           <w:lang w:val="es_ES" w:bidi="es_ES"/>
         </w:rPr>
         <w:t xml:space="preserve">, </w:t>
       </w:r>
-      <w:hyperlink r:id="rId87">
-        <w:r>
-          <w:rPr>
-            <w:lang w:val="es_ES" w:bidi="es_ES"/>
-          </w:rPr>
-          <w:rPr>
-            <w:color w:val="0000EE"/>
-            <w:u w:val="single"/>
-          </w:rPr>
-          <w:t>44</w:t>
-        </w:r>
-      </w:hyperlink>
+      <w:r>
+        <w:rPr>
+          <w:lang w:val="es_ES" w:bidi="es_ES"/>
+        </w:rPr>
+        <w:t>44</w:t>
+      </w:r>
       <w:r>
         <w:rPr>
           <w:lang w:val="es_ES" w:bidi="es_ES"/>
         </w:rPr>
         <w:t xml:space="preserve">; </w:t>
       </w:r>
-      <w:hyperlink r:id="rId88">
-        <w:r>
-          <w:rPr>
-            <w:lang w:val="es_ES" w:bidi="es_ES"/>
-          </w:rPr>
-          <w:rPr>
-            <w:color w:val="0000EE"/>
-            <w:u w:val="single"/>
-          </w:rPr>
-          <w:t>2.3</w:t>
-        </w:r>
-      </w:hyperlink>
+      <w:r>
+        <w:rPr>
+          <w:lang w:val="es_ES" w:bidi="es_ES"/>
+        </w:rPr>
+        <w:t>2.3</w:t>
+      </w:r>
       <w:r>
         <w:rPr>
           <w:lang w:val="es_ES" w:bidi="es_ES"/>
         </w:rPr>
         <w:t xml:space="preserve">; </w:t>
       </w:r>
-      <w:hyperlink r:id="rId89">
-        <w:r>
-          <w:rPr>
-            <w:lang w:val="es_ES" w:bidi="es_ES"/>
-          </w:rPr>
-          <w:rPr>
-            <w:color w:val="0000EE"/>
-            <w:u w:val="single"/>
-          </w:rPr>
-          <w:t>3.13</w:t>
-        </w:r>
-      </w:hyperlink>
+      <w:r>
+        <w:rPr>
+          <w:lang w:val="es_ES" w:bidi="es_ES"/>
+        </w:rPr>
+        <w:t>3.13</w:t>
+      </w:r>
       <w:r>
         <w:rPr>
           <w:lang w:val="es_ES" w:bidi="es_ES"/>
         </w:rPr>
         <w:t xml:space="preserve">). Marcos también a menudo intercala una historia dentro de otra (por ejemplo, </w:t>
       </w:r>
-      <w:hyperlink r:id="rId90">
-        <w:r>
-          <w:rPr>
-            <w:lang w:val="es_ES" w:bidi="es_ES"/>
-          </w:rPr>
-          <w:rPr>
-            <w:color w:val="0000EE"/>
-            <w:u w:val="single"/>
-          </w:rPr>
-          <w:t>3.22–30</w:t>
-        </w:r>
-      </w:hyperlink>
+      <w:r>
+        <w:rPr>
+          <w:lang w:val="es_ES" w:bidi="es_ES"/>
+        </w:rPr>
+        <w:t>3.22–30</w:t>
+      </w:r>
       <w:r>
         <w:rPr>
           <w:lang w:val="es_ES" w:bidi="es_ES"/>
         </w:rPr>
         <w:t xml:space="preserve"> en </w:t>
       </w:r>
-      <w:hyperlink r:id="rId91">
-        <w:r>
-          <w:rPr>
-            <w:lang w:val="es_ES" w:bidi="es_ES"/>
-          </w:rPr>
-          <w:rPr>
-            <w:color w:val="0000EE"/>
-            <w:u w:val="single"/>
-          </w:rPr>
-          <w:t>3.20–21</w:t>
-        </w:r>
-      </w:hyperlink>
+      <w:r>
+        <w:rPr>
+          <w:lang w:val="es_ES" w:bidi="es_ES"/>
+        </w:rPr>
+        <w:t>3.20–21</w:t>
+      </w:r>
       <w:r>
         <w:rPr>
           <w:lang w:val="es_ES" w:bidi="es_ES"/>
         </w:rPr>
         <w:t xml:space="preserve">, </w:t>
       </w:r>
-      <w:hyperlink r:id="rId92">
-        <w:r>
-          <w:rPr>
-            <w:lang w:val="es_ES" w:bidi="es_ES"/>
-          </w:rPr>
-          <w:rPr>
-            <w:color w:val="0000EE"/>
-            <w:u w:val="single"/>
-          </w:rPr>
-          <w:t>31–35</w:t>
-        </w:r>
-      </w:hyperlink>
+      <w:r>
+        <w:rPr>
+          <w:lang w:val="es_ES" w:bidi="es_ES"/>
+        </w:rPr>
+        <w:t>31–35</w:t>
+      </w:r>
       <w:r>
         <w:rPr>
           <w:lang w:val="es_ES" w:bidi="es_ES"/>
         </w:rPr>
         <w:t xml:space="preserve">; </w:t>
       </w:r>
-      <w:hyperlink r:id="rId93">
-        <w:r>
-          <w:rPr>
-            <w:lang w:val="es_ES" w:bidi="es_ES"/>
-          </w:rPr>
-          <w:rPr>
-            <w:color w:val="0000EE"/>
-            <w:u w:val="single"/>
-          </w:rPr>
-          <w:t>5.25–34</w:t>
-        </w:r>
-      </w:hyperlink>
+      <w:r>
+        <w:rPr>
+          <w:lang w:val="es_ES" w:bidi="es_ES"/>
+        </w:rPr>
+        <w:t>5.25–34</w:t>
+      </w:r>
       <w:r>
         <w:rPr>
           <w:lang w:val="es_ES" w:bidi="es_ES"/>
         </w:rPr>
         <w:t xml:space="preserve"> en </w:t>
       </w:r>
-      <w:hyperlink r:id="rId94">
-        <w:r>
-          <w:rPr>
-            <w:lang w:val="es_ES" w:bidi="es_ES"/>
-          </w:rPr>
-          <w:rPr>
-            <w:color w:val="0000EE"/>
-            <w:u w:val="single"/>
-          </w:rPr>
-          <w:t>5.21–24</w:t>
-        </w:r>
-      </w:hyperlink>
+      <w:r>
+        <w:rPr>
+          <w:lang w:val="es_ES" w:bidi="es_ES"/>
+        </w:rPr>
+        <w:t>5.21–24</w:t>
+      </w:r>
       <w:r>
         <w:rPr>
           <w:lang w:val="es_ES" w:bidi="es_ES"/>
         </w:rPr>
         <w:t xml:space="preserve">, </w:t>
       </w:r>
-      <w:hyperlink r:id="rId95">
-        <w:r>
-          <w:rPr>
-            <w:lang w:val="es_ES" w:bidi="es_ES"/>
-          </w:rPr>
-          <w:rPr>
-            <w:color w:val="0000EE"/>
-            <w:u w:val="single"/>
-          </w:rPr>
-          <w:t>35–43</w:t>
-        </w:r>
-      </w:hyperlink>
+      <w:r>
+        <w:rPr>
+          <w:lang w:val="es_ES" w:bidi="es_ES"/>
+        </w:rPr>
+        <w:t>35–43</w:t>
+      </w:r>
       <w:r>
         <w:rPr>
           <w:lang w:val="es_ES" w:bidi="es_ES"/>
         </w:rPr>
         <w:t xml:space="preserve">; </w:t>
       </w:r>
-      <w:hyperlink r:id="rId96">
-        <w:r>
-          <w:rPr>
-            <w:lang w:val="es_ES" w:bidi="es_ES"/>
-          </w:rPr>
-          <w:rPr>
-            <w:color w:val="0000EE"/>
-            <w:u w:val="single"/>
-          </w:rPr>
-          <w:t>11.15–19</w:t>
-        </w:r>
-      </w:hyperlink>
+      <w:r>
+        <w:rPr>
+          <w:lang w:val="es_ES" w:bidi="es_ES"/>
+        </w:rPr>
+        <w:t>11.15–19</w:t>
+      </w:r>
       <w:r>
         <w:rPr>
           <w:lang w:val="es_ES" w:bidi="es_ES"/>
         </w:rPr>
         <w:t xml:space="preserve"> en </w:t>
       </w:r>
-      <w:hyperlink r:id="rId97">
-        <w:r>
-          <w:rPr>
-            <w:lang w:val="es_ES" w:bidi="es_ES"/>
-          </w:rPr>
-          <w:rPr>
-            <w:color w:val="0000EE"/>
-            <w:u w:val="single"/>
-          </w:rPr>
-          <w:t>11.12–14</w:t>
-        </w:r>
-      </w:hyperlink>
+      <w:r>
+        <w:rPr>
+          <w:lang w:val="es_ES" w:bidi="es_ES"/>
+        </w:rPr>
+        <w:t>11.12–14</w:t>
+      </w:r>
       <w:r>
         <w:rPr>
           <w:lang w:val="es_ES" w:bidi="es_ES"/>
         </w:rPr>
         <w:t xml:space="preserve">, </w:t>
       </w:r>
-      <w:hyperlink r:id="rId98">
-        <w:r>
-          <w:rPr>
-            <w:lang w:val="es_ES" w:bidi="es_ES"/>
-          </w:rPr>
-          <w:rPr>
-            <w:color w:val="0000EE"/>
-            <w:u w:val="single"/>
-          </w:rPr>
-          <w:t>20–26</w:t>
-        </w:r>
-      </w:hyperlink>
+      <w:r>
+        <w:rPr>
+          <w:lang w:val="es_ES" w:bidi="es_ES"/>
+        </w:rPr>
+        <w:t>20–26</w:t>
+      </w:r>
       <w:r>
         <w:rPr>
           <w:lang w:val="es_ES" w:bidi="es_ES"/>
         </w:rPr>
         <w:t>); en el último ejemplo, esta alternancia indica que la parte del medio (</w:t>
       </w:r>
-      <w:hyperlink r:id="rId96">
-        <w:r>
-          <w:rPr>
-            <w:lang w:val="es_ES" w:bidi="es_ES"/>
-          </w:rPr>
-          <w:rPr>
-            <w:color w:val="0000EE"/>
-            <w:u w:val="single"/>
-          </w:rPr>
-          <w:t>11.15–19</w:t>
-        </w:r>
-      </w:hyperlink>
+      <w:r>
+        <w:rPr>
+          <w:lang w:val="es_ES" w:bidi="es_ES"/>
+        </w:rPr>
+        <w:t>11.15–19</w:t>
+      </w:r>
       <w:r>
         <w:rPr>
           <w:lang w:val="es_ES" w:bidi="es_ES"/>
         </w:rPr>
         <w:t>, la purificación del templo) debe entenderse a la luz de la historia que la rodea (</w:t>
       </w:r>
-      <w:hyperlink r:id="rId97">
-        <w:r>
-          <w:rPr>
-            <w:lang w:val="es_ES" w:bidi="es_ES"/>
-          </w:rPr>
-          <w:rPr>
-            <w:color w:val="0000EE"/>
-            <w:u w:val="single"/>
-          </w:rPr>
-          <w:t>11.12–14</w:t>
-        </w:r>
-      </w:hyperlink>
+      <w:r>
+        <w:rPr>
+          <w:lang w:val="es_ES" w:bidi="es_ES"/>
+        </w:rPr>
+        <w:t>11.12–14</w:t>
+      </w:r>
       <w:r>
         <w:rPr>
           <w:lang w:val="es_ES" w:bidi="es_ES"/>
         </w:rPr>
         <w:t xml:space="preserve">, </w:t>
       </w:r>
-      <w:hyperlink r:id="rId98">
-        <w:r>
-          <w:rPr>
-            <w:lang w:val="es_ES" w:bidi="es_ES"/>
-          </w:rPr>
-          <w:rPr>
-            <w:color w:val="0000EE"/>
-            <w:u w:val="single"/>
-          </w:rPr>
-          <w:t>20–26</w:t>
-        </w:r>
-      </w:hyperlink>
+      <w:r>
+        <w:rPr>
+          <w:lang w:val="es_ES" w:bidi="es_ES"/>
+        </w:rPr>
+        <w:t>20–26</w:t>
+      </w:r>
       <w:r>
         <w:rPr>
           <w:lang w:val="es_ES" w:bidi="es_ES"/>
         </w:rPr>
         <w:t xml:space="preserve">, la maldición de la higuera) —la purificación del templo fue un acto simbólico de juicio (cp. </w:t>
       </w:r>
-      <w:hyperlink r:id="rId99">
-        <w:r>
-          <w:rPr>
-            <w:lang w:val="es_ES" w:bidi="es_ES"/>
-          </w:rPr>
-          <w:rPr>
-            <w:color w:val="0000EE"/>
-            <w:u w:val="single"/>
-          </w:rPr>
-          <w:t>13.3–37</w:t>
-        </w:r>
-      </w:hyperlink>
+      <w:r>
+        <w:rPr>
+          <w:lang w:val="es_ES" w:bidi="es_ES"/>
+        </w:rPr>
+        <w:t>13.3–37</w:t>
+      </w:r>
       <w:r>
         <w:rPr>
           <w:lang w:val="es_ES" w:bidi="es_ES"/>
@@ -2268,252 +1698,168 @@
         </w:rPr>
         <w:t>La persona de Cristo. El énfasis teológico principal de Marcos es la identidad de Jesús de Nazaret. Este énfasis se menciona en el versículo de apertura del Evangelio: Marcos quería que sus lectores supieran que Jesús de Nazaret es "el Mesías, el Hijo de Dios". El título "Hijo de Dios" aparece frecuentemente en Marcos, y hay diversos testigos del estatus de Jesús como hijo de Dios: los demonios (</w:t>
       </w:r>
-      <w:hyperlink r:id="rId76">
-        <w:r>
-          <w:rPr>
-            <w:lang w:val="es_ES" w:bidi="es_ES"/>
-          </w:rPr>
-          <w:rPr>
-            <w:color w:val="0000EE"/>
-            <w:u w:val="single"/>
-          </w:rPr>
-          <w:t>1.34</w:t>
-        </w:r>
-      </w:hyperlink>
+      <w:r>
+        <w:rPr>
+          <w:lang w:val="es_ES" w:bidi="es_ES"/>
+        </w:rPr>
+        <w:t>1.34</w:t>
+      </w:r>
       <w:r>
         <w:rPr>
           <w:lang w:val="es_ES" w:bidi="es_ES"/>
         </w:rPr>
         <w:t xml:space="preserve">; </w:t>
       </w:r>
-      <w:hyperlink r:id="rId100">
-        <w:r>
-          <w:rPr>
-            <w:lang w:val="es_ES" w:bidi="es_ES"/>
-          </w:rPr>
-          <w:rPr>
-            <w:color w:val="0000EE"/>
-            <w:u w:val="single"/>
-          </w:rPr>
-          <w:t>3.11</w:t>
-        </w:r>
-      </w:hyperlink>
+      <w:r>
+        <w:rPr>
+          <w:lang w:val="es_ES" w:bidi="es_ES"/>
+        </w:rPr>
+        <w:t>3.11</w:t>
+      </w:r>
       <w:r>
         <w:rPr>
           <w:lang w:val="es_ES" w:bidi="es_ES"/>
         </w:rPr>
         <w:t xml:space="preserve">; </w:t>
       </w:r>
-      <w:hyperlink r:id="rId101">
-        <w:r>
-          <w:rPr>
-            <w:lang w:val="es_ES" w:bidi="es_ES"/>
-          </w:rPr>
-          <w:rPr>
-            <w:color w:val="0000EE"/>
-            <w:u w:val="single"/>
-          </w:rPr>
-          <w:t>5.7</w:t>
-        </w:r>
-      </w:hyperlink>
+      <w:r>
+        <w:rPr>
+          <w:lang w:val="es_ES" w:bidi="es_ES"/>
+        </w:rPr>
+        <w:t>5.7</w:t>
+      </w:r>
       <w:r>
         <w:rPr>
           <w:lang w:val="es_ES" w:bidi="es_ES"/>
         </w:rPr>
         <w:t xml:space="preserve">; cp. </w:t>
       </w:r>
-      <w:hyperlink r:id="rId102">
-        <w:r>
-          <w:rPr>
-            <w:lang w:val="es_ES" w:bidi="es_ES"/>
-          </w:rPr>
-          <w:rPr>
-            <w:color w:val="0000EE"/>
-            <w:u w:val="single"/>
-          </w:rPr>
-          <w:t>1.24</w:t>
-        </w:r>
-      </w:hyperlink>
+      <w:r>
+        <w:rPr>
+          <w:lang w:val="es_ES" w:bidi="es_ES"/>
+        </w:rPr>
+        <w:t>1.24</w:t>
+      </w:r>
       <w:r>
         <w:rPr>
           <w:lang w:val="es_ES" w:bidi="es_ES"/>
         </w:rPr>
         <w:t>); Dios mismo (</w:t>
       </w:r>
-      <w:hyperlink r:id="rId103">
-        <w:r>
-          <w:rPr>
-            <w:lang w:val="es_ES" w:bidi="es_ES"/>
-          </w:rPr>
-          <w:rPr>
-            <w:color w:val="0000EE"/>
-            <w:u w:val="single"/>
-          </w:rPr>
-          <w:t>1.11</w:t>
-        </w:r>
-      </w:hyperlink>
+      <w:r>
+        <w:rPr>
+          <w:lang w:val="es_ES" w:bidi="es_ES"/>
+        </w:rPr>
+        <w:t>1.11</w:t>
+      </w:r>
       <w:r>
         <w:rPr>
           <w:lang w:val="es_ES" w:bidi="es_ES"/>
         </w:rPr>
         <w:t xml:space="preserve">; </w:t>
       </w:r>
-      <w:hyperlink r:id="rId104">
-        <w:r>
-          <w:rPr>
-            <w:lang w:val="es_ES" w:bidi="es_ES"/>
-          </w:rPr>
-          <w:rPr>
-            <w:color w:val="0000EE"/>
-            <w:u w:val="single"/>
-          </w:rPr>
-          <w:t>9.7</w:t>
-        </w:r>
-      </w:hyperlink>
+      <w:r>
+        <w:rPr>
+          <w:lang w:val="es_ES" w:bidi="es_ES"/>
+        </w:rPr>
+        <w:t>9.7</w:t>
+      </w:r>
       <w:r>
         <w:rPr>
           <w:lang w:val="es_ES" w:bidi="es_ES"/>
         </w:rPr>
         <w:t>); Marcos, el autor (</w:t>
       </w:r>
-      <w:hyperlink r:id="rId13">
-        <w:r>
-          <w:rPr>
-            <w:lang w:val="es_ES" w:bidi="es_ES"/>
-          </w:rPr>
-          <w:rPr>
-            <w:color w:val="0000EE"/>
-            <w:u w:val="single"/>
-          </w:rPr>
-          <w:t>1.1</w:t>
-        </w:r>
-      </w:hyperlink>
+      <w:r>
+        <w:rPr>
+          <w:lang w:val="es_ES" w:bidi="es_ES"/>
+        </w:rPr>
+        <w:t>1.1</w:t>
+      </w:r>
       <w:r>
         <w:rPr>
           <w:lang w:val="es_ES" w:bidi="es_ES"/>
         </w:rPr>
         <w:t>); un centurión romano (</w:t>
       </w:r>
-      <w:hyperlink r:id="rId61">
-        <w:r>
-          <w:rPr>
-            <w:lang w:val="es_ES" w:bidi="es_ES"/>
-          </w:rPr>
-          <w:rPr>
-            <w:color w:val="0000EE"/>
-            <w:u w:val="single"/>
-          </w:rPr>
-          <w:t>15.39</w:t>
-        </w:r>
-      </w:hyperlink>
+      <w:r>
+        <w:rPr>
+          <w:lang w:val="es_ES" w:bidi="es_ES"/>
+        </w:rPr>
+        <w:t>15.39</w:t>
+      </w:r>
       <w:r>
         <w:rPr>
           <w:lang w:val="es_ES" w:bidi="es_ES"/>
         </w:rPr>
         <w:t>); y Jesús mismo (</w:t>
       </w:r>
-      <w:hyperlink r:id="rId105">
-        <w:r>
-          <w:rPr>
-            <w:lang w:val="es_ES" w:bidi="es_ES"/>
-          </w:rPr>
-          <w:rPr>
-            <w:color w:val="0000EE"/>
-            <w:u w:val="single"/>
-          </w:rPr>
-          <w:t>12.6</w:t>
-        </w:r>
-      </w:hyperlink>
+      <w:r>
+        <w:rPr>
+          <w:lang w:val="es_ES" w:bidi="es_ES"/>
+        </w:rPr>
+        <w:t>12.6</w:t>
+      </w:r>
       <w:r>
         <w:rPr>
           <w:lang w:val="es_ES" w:bidi="es_ES"/>
         </w:rPr>
         <w:t xml:space="preserve">; </w:t>
       </w:r>
-      <w:hyperlink r:id="rId106">
-        <w:r>
-          <w:rPr>
-            <w:lang w:val="es_ES" w:bidi="es_ES"/>
-          </w:rPr>
-          <w:rPr>
-            <w:color w:val="0000EE"/>
-            <w:u w:val="single"/>
-          </w:rPr>
-          <w:t>13.32</w:t>
-        </w:r>
-      </w:hyperlink>
+      <w:r>
+        <w:rPr>
+          <w:lang w:val="es_ES" w:bidi="es_ES"/>
+        </w:rPr>
+        <w:t>13.32</w:t>
+      </w:r>
       <w:r>
         <w:rPr>
           <w:lang w:val="es_ES" w:bidi="es_ES"/>
         </w:rPr>
         <w:t xml:space="preserve">; </w:t>
       </w:r>
-      <w:hyperlink r:id="rId107">
-        <w:r>
-          <w:rPr>
-            <w:lang w:val="es_ES" w:bidi="es_ES"/>
-          </w:rPr>
-          <w:rPr>
-            <w:color w:val="0000EE"/>
-            <w:u w:val="single"/>
-          </w:rPr>
-          <w:t>14.61–62</w:t>
-        </w:r>
-      </w:hyperlink>
+      <w:r>
+        <w:rPr>
+          <w:lang w:val="es_ES" w:bidi="es_ES"/>
+        </w:rPr>
+        <w:t>14.61–62</w:t>
+      </w:r>
       <w:r>
         <w:rPr>
           <w:lang w:val="es_ES" w:bidi="es_ES"/>
         </w:rPr>
         <w:t xml:space="preserve">). Otros títulos para Jesús aparecen en el evangelio de Marcos, incluyendo el favorito de Jesús, "Hijo del Hombre" (por ejemplo, </w:t>
       </w:r>
-      <w:hyperlink r:id="rId108">
-        <w:r>
-          <w:rPr>
-            <w:lang w:val="es_ES" w:bidi="es_ES"/>
-          </w:rPr>
-          <w:rPr>
-            <w:color w:val="0000EE"/>
-            <w:u w:val="single"/>
-          </w:rPr>
-          <w:t>2.10</w:t>
-        </w:r>
-      </w:hyperlink>
+      <w:r>
+        <w:rPr>
+          <w:lang w:val="es_ES" w:bidi="es_ES"/>
+        </w:rPr>
+        <w:t>2.10</w:t>
+      </w:r>
       <w:r>
         <w:rPr>
           <w:lang w:val="es_ES" w:bidi="es_ES"/>
         </w:rPr>
         <w:t xml:space="preserve">). Pero en el Evangelio de Marcos todos estos títulos, así como sus acciones (por ejemplo, </w:t>
       </w:r>
-      <w:hyperlink r:id="rId109">
-        <w:r>
-          <w:rPr>
-            <w:lang w:val="es_ES" w:bidi="es_ES"/>
-          </w:rPr>
-          <w:rPr>
-            <w:color w:val="0000EE"/>
-            <w:u w:val="single"/>
-          </w:rPr>
-          <w:t>1.22</w:t>
-        </w:r>
-      </w:hyperlink>
+      <w:r>
+        <w:rPr>
+          <w:lang w:val="es_ES" w:bidi="es_ES"/>
+        </w:rPr>
+        <w:t>1.22</w:t>
+      </w:r>
       <w:r>
         <w:rPr>
           <w:lang w:val="es_ES" w:bidi="es_ES"/>
         </w:rPr>
         <w:t xml:space="preserve">; </w:t>
       </w:r>
-      <w:hyperlink r:id="rId110">
-        <w:r>
-          <w:rPr>
-            <w:lang w:val="es_ES" w:bidi="es_ES"/>
-          </w:rPr>
-          <w:rPr>
-            <w:color w:val="0000EE"/>
-            <w:u w:val="single"/>
-          </w:rPr>
-          <w:t>4.41</w:t>
-        </w:r>
-      </w:hyperlink>
+      <w:r>
+        <w:rPr>
+          <w:lang w:val="es_ES" w:bidi="es_ES"/>
+        </w:rPr>
+        <w:t>4.41</w:t>
+      </w:r>
       <w:r>
         <w:rPr>
           <w:lang w:val="es_ES" w:bidi="es_ES"/>
@@ -2561,414 +1907,276 @@
         </w:rPr>
         <w:t xml:space="preserve"> de Jesús: su sufrimiento, muerte y resurrección. A lo largo del Evangelio encontramos numerosas referencias a la muerte de Jesús (</w:t>
       </w:r>
-      <w:hyperlink r:id="rId111">
-        <w:r>
-          <w:rPr>
-            <w:lang w:val="es_ES" w:bidi="es_ES"/>
-          </w:rPr>
-          <w:rPr>
-            <w:color w:val="0000EE"/>
-            <w:u w:val="single"/>
-          </w:rPr>
-          <w:t>2.19–20</w:t>
-        </w:r>
-      </w:hyperlink>
+      <w:r>
+        <w:rPr>
+          <w:lang w:val="es_ES" w:bidi="es_ES"/>
+        </w:rPr>
+        <w:t>2.19–20</w:t>
+      </w:r>
       <w:r>
         <w:rPr>
           <w:lang w:val="es_ES" w:bidi="es_ES"/>
         </w:rPr>
         <w:t xml:space="preserve">; </w:t>
       </w:r>
-      <w:hyperlink r:id="rId81">
-        <w:r>
-          <w:rPr>
-            <w:lang w:val="es_ES" w:bidi="es_ES"/>
-          </w:rPr>
-          <w:rPr>
-            <w:color w:val="0000EE"/>
-            <w:u w:val="single"/>
-          </w:rPr>
-          <w:t>3.6</w:t>
-        </w:r>
-      </w:hyperlink>
+      <w:r>
+        <w:rPr>
+          <w:lang w:val="es_ES" w:bidi="es_ES"/>
+        </w:rPr>
+        <w:t>3.6</w:t>
+      </w:r>
       <w:r>
         <w:rPr>
           <w:lang w:val="es_ES" w:bidi="es_ES"/>
         </w:rPr>
         <w:t xml:space="preserve">; </w:t>
       </w:r>
-      <w:hyperlink r:id="rId33">
-        <w:r>
-          <w:rPr>
-            <w:lang w:val="es_ES" w:bidi="es_ES"/>
-          </w:rPr>
-          <w:rPr>
-            <w:color w:val="0000EE"/>
-            <w:u w:val="single"/>
-          </w:rPr>
-          <w:t>8.31</w:t>
-        </w:r>
-      </w:hyperlink>
+      <w:r>
+        <w:rPr>
+          <w:lang w:val="es_ES" w:bidi="es_ES"/>
+        </w:rPr>
+        <w:t>8.31</w:t>
+      </w:r>
       <w:r>
         <w:rPr>
           <w:lang w:val="es_ES" w:bidi="es_ES"/>
         </w:rPr>
         <w:t xml:space="preserve">; </w:t>
       </w:r>
-      <w:hyperlink r:id="rId112">
-        <w:r>
-          <w:rPr>
-            <w:lang w:val="es_ES" w:bidi="es_ES"/>
-          </w:rPr>
-          <w:rPr>
-            <w:color w:val="0000EE"/>
-            <w:u w:val="single"/>
-          </w:rPr>
-          <w:t>9.9</w:t>
-        </w:r>
-      </w:hyperlink>
+      <w:r>
+        <w:rPr>
+          <w:lang w:val="es_ES" w:bidi="es_ES"/>
+        </w:rPr>
+        <w:t>9.9</w:t>
+      </w:r>
       <w:r>
         <w:rPr>
           <w:lang w:val="es_ES" w:bidi="es_ES"/>
         </w:rPr>
         <w:t xml:space="preserve">, </w:t>
       </w:r>
-      <w:hyperlink r:id="rId113">
-        <w:r>
-          <w:rPr>
-            <w:lang w:val="es_ES" w:bidi="es_ES"/>
-          </w:rPr>
-          <w:rPr>
-            <w:color w:val="0000EE"/>
-            <w:u w:val="single"/>
-          </w:rPr>
-          <w:t>12</w:t>
-        </w:r>
-      </w:hyperlink>
+      <w:r>
+        <w:rPr>
+          <w:lang w:val="es_ES" w:bidi="es_ES"/>
+        </w:rPr>
+        <w:t>12</w:t>
+      </w:r>
       <w:r>
         <w:rPr>
           <w:lang w:val="es_ES" w:bidi="es_ES"/>
         </w:rPr>
         <w:t xml:space="preserve">, </w:t>
       </w:r>
-      <w:hyperlink r:id="rId114">
-        <w:r>
-          <w:rPr>
-            <w:lang w:val="es_ES" w:bidi="es_ES"/>
-          </w:rPr>
-          <w:rPr>
-            <w:color w:val="0000EE"/>
-            <w:u w:val="single"/>
-          </w:rPr>
-          <w:t>31</w:t>
-        </w:r>
-      </w:hyperlink>
+      <w:r>
+        <w:rPr>
+          <w:lang w:val="es_ES" w:bidi="es_ES"/>
+        </w:rPr>
+        <w:t>31</w:t>
+      </w:r>
       <w:r>
         <w:rPr>
           <w:lang w:val="es_ES" w:bidi="es_ES"/>
         </w:rPr>
         <w:t xml:space="preserve">; </w:t>
       </w:r>
-      <w:hyperlink r:id="rId115">
-        <w:r>
-          <w:rPr>
-            <w:lang w:val="es_ES" w:bidi="es_ES"/>
-          </w:rPr>
-          <w:rPr>
-            <w:color w:val="0000EE"/>
-            <w:u w:val="single"/>
-          </w:rPr>
-          <w:t>10.33–34</w:t>
-        </w:r>
-      </w:hyperlink>
+      <w:r>
+        <w:rPr>
+          <w:lang w:val="es_ES" w:bidi="es_ES"/>
+        </w:rPr>
+        <w:t>10.33–34</w:t>
+      </w:r>
       <w:r>
         <w:rPr>
           <w:lang w:val="es_ES" w:bidi="es_ES"/>
         </w:rPr>
         <w:t xml:space="preserve">, </w:t>
       </w:r>
-      <w:hyperlink r:id="rId116">
-        <w:r>
-          <w:rPr>
-            <w:lang w:val="es_ES" w:bidi="es_ES"/>
-          </w:rPr>
-          <w:rPr>
-            <w:color w:val="0000EE"/>
-            <w:u w:val="single"/>
-          </w:rPr>
-          <w:t>45</w:t>
-        </w:r>
-      </w:hyperlink>
+      <w:r>
+        <w:rPr>
+          <w:lang w:val="es_ES" w:bidi="es_ES"/>
+        </w:rPr>
+        <w:t>45</w:t>
+      </w:r>
       <w:r>
         <w:rPr>
           <w:lang w:val="es_ES" w:bidi="es_ES"/>
         </w:rPr>
         <w:t xml:space="preserve">; </w:t>
       </w:r>
-      <w:hyperlink r:id="rId117">
-        <w:r>
-          <w:rPr>
-            <w:lang w:val="es_ES" w:bidi="es_ES"/>
-          </w:rPr>
-          <w:rPr>
-            <w:color w:val="0000EE"/>
-            <w:u w:val="single"/>
-          </w:rPr>
-          <w:t>12.1–11</w:t>
-        </w:r>
-      </w:hyperlink>
+      <w:r>
+        <w:rPr>
+          <w:lang w:val="es_ES" w:bidi="es_ES"/>
+        </w:rPr>
+        <w:t>12.1–11</w:t>
+      </w:r>
       <w:r>
         <w:rPr>
           <w:lang w:val="es_ES" w:bidi="es_ES"/>
         </w:rPr>
         <w:t xml:space="preserve">; </w:t>
       </w:r>
-      <w:hyperlink r:id="rId118">
-        <w:r>
-          <w:rPr>
-            <w:lang w:val="es_ES" w:bidi="es_ES"/>
-          </w:rPr>
-          <w:rPr>
-            <w:color w:val="0000EE"/>
-            <w:u w:val="single"/>
-          </w:rPr>
-          <w:t>14.1–11</w:t>
-        </w:r>
-      </w:hyperlink>
+      <w:r>
+        <w:rPr>
+          <w:lang w:val="es_ES" w:bidi="es_ES"/>
+        </w:rPr>
+        <w:t>14.1–11</w:t>
+      </w:r>
       <w:r>
         <w:rPr>
           <w:lang w:val="es_ES" w:bidi="es_ES"/>
         </w:rPr>
         <w:t xml:space="preserve">, </w:t>
       </w:r>
-      <w:hyperlink r:id="rId119">
-        <w:r>
-          <w:rPr>
-            <w:lang w:val="es_ES" w:bidi="es_ES"/>
-          </w:rPr>
-          <w:rPr>
-            <w:color w:val="0000EE"/>
-            <w:u w:val="single"/>
-          </w:rPr>
-          <w:t>21</w:t>
-        </w:r>
-      </w:hyperlink>
+      <w:r>
+        <w:rPr>
+          <w:lang w:val="es_ES" w:bidi="es_ES"/>
+        </w:rPr>
+        <w:t>21</w:t>
+      </w:r>
       <w:r>
         <w:rPr>
           <w:lang w:val="es_ES" w:bidi="es_ES"/>
         </w:rPr>
         <w:t xml:space="preserve">, </w:t>
       </w:r>
-      <w:hyperlink r:id="rId120">
-        <w:r>
-          <w:rPr>
-            <w:lang w:val="es_ES" w:bidi="es_ES"/>
-          </w:rPr>
-          <w:rPr>
-            <w:color w:val="0000EE"/>
-            <w:u w:val="single"/>
-          </w:rPr>
-          <w:t>24–25</w:t>
-        </w:r>
-      </w:hyperlink>
+      <w:r>
+        <w:rPr>
+          <w:lang w:val="es_ES" w:bidi="es_ES"/>
+        </w:rPr>
+        <w:t>24–25</w:t>
+      </w:r>
       <w:r>
         <w:rPr>
           <w:lang w:val="es_ES" w:bidi="es_ES"/>
         </w:rPr>
         <w:t xml:space="preserve">, </w:t>
       </w:r>
-      <w:hyperlink r:id="rId121">
-        <w:r>
-          <w:rPr>
-            <w:lang w:val="es_ES" w:bidi="es_ES"/>
-          </w:rPr>
-          <w:rPr>
-            <w:color w:val="0000EE"/>
-            <w:u w:val="single"/>
-          </w:rPr>
-          <w:t>36</w:t>
-        </w:r>
-      </w:hyperlink>
+      <w:r>
+        <w:rPr>
+          <w:lang w:val="es_ES" w:bidi="es_ES"/>
+        </w:rPr>
+        <w:t>36</w:t>
+      </w:r>
       <w:r>
         <w:rPr>
           <w:lang w:val="es_ES" w:bidi="es_ES"/>
         </w:rPr>
         <w:t xml:space="preserve">, </w:t>
       </w:r>
-      <w:hyperlink r:id="rId122">
-        <w:r>
-          <w:rPr>
-            <w:lang w:val="es_ES" w:bidi="es_ES"/>
-          </w:rPr>
-          <w:rPr>
-            <w:color w:val="0000EE"/>
-            <w:u w:val="single"/>
-          </w:rPr>
-          <w:t>14.64–15.47</w:t>
-        </w:r>
-      </w:hyperlink>
+      <w:r>
+        <w:rPr>
+          <w:lang w:val="es_ES" w:bidi="es_ES"/>
+        </w:rPr>
+        <w:t>14.64–15.47</w:t>
+      </w:r>
       <w:r>
         <w:rPr>
           <w:lang w:val="es_ES" w:bidi="es_ES"/>
         </w:rPr>
         <w:t>). Marcos enfatiza que la muerte de Jesús era parte del plan de Dios. Su muerte fue una necesidad divina (</w:t>
       </w:r>
-      <w:hyperlink r:id="rId33">
-        <w:r>
-          <w:rPr>
-            <w:lang w:val="es_ES" w:bidi="es_ES"/>
-          </w:rPr>
-          <w:rPr>
-            <w:color w:val="0000EE"/>
-            <w:u w:val="single"/>
-          </w:rPr>
-          <w:t>8.31</w:t>
-        </w:r>
-      </w:hyperlink>
+      <w:r>
+        <w:rPr>
+          <w:lang w:val="es_ES" w:bidi="es_ES"/>
+        </w:rPr>
+        <w:t>8.31</w:t>
+      </w:r>
       <w:r>
         <w:rPr>
           <w:lang w:val="es_ES" w:bidi="es_ES"/>
         </w:rPr>
         <w:t>), porque Dios lo había querido (</w:t>
       </w:r>
-      <w:hyperlink r:id="rId116">
-        <w:r>
-          <w:rPr>
-            <w:lang w:val="es_ES" w:bidi="es_ES"/>
-          </w:rPr>
-          <w:rPr>
-            <w:color w:val="0000EE"/>
-            <w:u w:val="single"/>
-          </w:rPr>
-          <w:t>10.45</w:t>
-        </w:r>
-      </w:hyperlink>
+      <w:r>
+        <w:rPr>
+          <w:lang w:val="es_ES" w:bidi="es_ES"/>
+        </w:rPr>
+        <w:t>10.45</w:t>
+      </w:r>
       <w:r>
         <w:rPr>
           <w:lang w:val="es_ES" w:bidi="es_ES"/>
         </w:rPr>
         <w:t xml:space="preserve">; </w:t>
       </w:r>
-      <w:hyperlink r:id="rId121">
-        <w:r>
-          <w:rPr>
-            <w:lang w:val="es_ES" w:bidi="es_ES"/>
-          </w:rPr>
-          <w:rPr>
-            <w:color w:val="0000EE"/>
-            <w:u w:val="single"/>
-          </w:rPr>
-          <w:t>14.36</w:t>
-        </w:r>
-      </w:hyperlink>
+      <w:r>
+        <w:rPr>
+          <w:lang w:val="es_ES" w:bidi="es_ES"/>
+        </w:rPr>
+        <w:t>14.36</w:t>
+      </w:r>
       <w:r>
         <w:rPr>
           <w:lang w:val="es_ES" w:bidi="es_ES"/>
         </w:rPr>
         <w:t xml:space="preserve">). El Antiguo Testamento también enseña sobre la muerte del Mesías (ver </w:t>
       </w:r>
-      <w:hyperlink r:id="rId113">
-        <w:r>
-          <w:rPr>
-            <w:lang w:val="es_ES" w:bidi="es_ES"/>
-          </w:rPr>
-          <w:rPr>
-            <w:color w:val="0000EE"/>
-            <w:u w:val="single"/>
-          </w:rPr>
-          <w:t>9.12</w:t>
-        </w:r>
-      </w:hyperlink>
+      <w:r>
+        <w:rPr>
+          <w:lang w:val="es_ES" w:bidi="es_ES"/>
+        </w:rPr>
+        <w:t>9.12</w:t>
+      </w:r>
       <w:r>
         <w:rPr>
           <w:lang w:val="es_ES" w:bidi="es_ES"/>
         </w:rPr>
         <w:t xml:space="preserve">; </w:t>
       </w:r>
-      <w:hyperlink r:id="rId119">
-        <w:r>
-          <w:rPr>
-            <w:lang w:val="es_ES" w:bidi="es_ES"/>
-          </w:rPr>
-          <w:rPr>
-            <w:color w:val="0000EE"/>
-            <w:u w:val="single"/>
-          </w:rPr>
-          <w:t>14.21</w:t>
-        </w:r>
-      </w:hyperlink>
+      <w:r>
+        <w:rPr>
+          <w:lang w:val="es_ES" w:bidi="es_ES"/>
+        </w:rPr>
+        <w:t>14.21</w:t>
+      </w:r>
       <w:r>
         <w:rPr>
           <w:lang w:val="es_ES" w:bidi="es_ES"/>
         </w:rPr>
         <w:t xml:space="preserve">, </w:t>
       </w:r>
-      <w:hyperlink r:id="rId123">
-        <w:r>
-          <w:rPr>
-            <w:lang w:val="es_ES" w:bidi="es_ES"/>
-          </w:rPr>
-          <w:rPr>
-            <w:color w:val="0000EE"/>
-            <w:u w:val="single"/>
-          </w:rPr>
-          <w:t>27</w:t>
-        </w:r>
-      </w:hyperlink>
+      <w:r>
+        <w:rPr>
+          <w:lang w:val="es_ES" w:bidi="es_ES"/>
+        </w:rPr>
+        <w:t>27</w:t>
+      </w:r>
       <w:r>
         <w:rPr>
           <w:lang w:val="es_ES" w:bidi="es_ES"/>
         </w:rPr>
         <w:t xml:space="preserve">, </w:t>
       </w:r>
-      <w:hyperlink r:id="rId124">
-        <w:r>
-          <w:rPr>
-            <w:lang w:val="es_ES" w:bidi="es_ES"/>
-          </w:rPr>
-          <w:rPr>
-            <w:color w:val="0000EE"/>
-            <w:u w:val="single"/>
-          </w:rPr>
-          <w:t>49</w:t>
-        </w:r>
-      </w:hyperlink>
+      <w:r>
+        <w:rPr>
+          <w:lang w:val="es_ES" w:bidi="es_ES"/>
+        </w:rPr>
+        <w:t>49</w:t>
+      </w:r>
       <w:r>
         <w:rPr>
           <w:lang w:val="es_ES" w:bidi="es_ES"/>
         </w:rPr>
         <w:t>). Jesús vino a dar su vida en rescate por muchos (</w:t>
       </w:r>
-      <w:hyperlink r:id="rId116">
-        <w:r>
-          <w:rPr>
-            <w:lang w:val="es_ES" w:bidi="es_ES"/>
-          </w:rPr>
-          <w:rPr>
-            <w:color w:val="0000EE"/>
-            <w:u w:val="single"/>
-          </w:rPr>
-          <w:t>10.45</w:t>
-        </w:r>
-      </w:hyperlink>
+      <w:r>
+        <w:rPr>
+          <w:lang w:val="es_ES" w:bidi="es_ES"/>
+        </w:rPr>
+        <w:t>10.45</w:t>
+      </w:r>
       <w:r>
         <w:rPr>
           <w:lang w:val="es_ES" w:bidi="es_ES"/>
         </w:rPr>
         <w:t>) y a derramar su sangre como sacrificio para establecer un nuevo pacto (</w:t>
       </w:r>
-      <w:hyperlink r:id="rId125">
-        <w:r>
-          <w:rPr>
-            <w:lang w:val="es_ES" w:bidi="es_ES"/>
-          </w:rPr>
-          <w:rPr>
-            <w:color w:val="0000EE"/>
-            <w:u w:val="single"/>
-          </w:rPr>
-          <w:t>14.24</w:t>
-        </w:r>
-      </w:hyperlink>
+      <w:r>
+        <w:rPr>
+          <w:lang w:val="es_ES" w:bidi="es_ES"/>
+        </w:rPr>
+        <w:t>14.24</w:t>
+      </w:r>
       <w:r>
         <w:rPr>
           <w:lang w:val="es_ES" w:bidi="es_ES"/>
@@ -2989,144 +2197,96 @@
         </w:rPr>
         <w:t xml:space="preserve">Discipulado cristiano. Marcos enfatiza la importancia de seguir a Jesús, negándose a sí mismo y tomando su cruz (ver </w:t>
       </w:r>
-      <w:hyperlink r:id="rId126">
-        <w:r>
-          <w:rPr>
-            <w:lang w:val="es_ES" w:bidi="es_ES"/>
-          </w:rPr>
-          <w:rPr>
-            <w:color w:val="0000EE"/>
-            <w:u w:val="single"/>
-          </w:rPr>
-          <w:t>8.34</w:t>
-        </w:r>
-      </w:hyperlink>
+      <w:r>
+        <w:rPr>
+          <w:lang w:val="es_ES" w:bidi="es_ES"/>
+        </w:rPr>
+        <w:t>8.34</w:t>
+      </w:r>
       <w:r>
         <w:rPr>
           <w:lang w:val="es_ES" w:bidi="es_ES"/>
         </w:rPr>
         <w:t>). Ser discípulo de Cristo no permite una respuesta a medias, sino que requiere dejar todo para seguir a Jesús (</w:t>
       </w:r>
-      <w:hyperlink r:id="rId127">
-        <w:r>
-          <w:rPr>
-            <w:lang w:val="es_ES" w:bidi="es_ES"/>
-          </w:rPr>
-          <w:rPr>
-            <w:color w:val="0000EE"/>
-            <w:u w:val="single"/>
-          </w:rPr>
-          <w:t>1.18</w:t>
-        </w:r>
-      </w:hyperlink>
+      <w:r>
+        <w:rPr>
+          <w:lang w:val="es_ES" w:bidi="es_ES"/>
+        </w:rPr>
+        <w:t>1.18</w:t>
+      </w:r>
       <w:r>
         <w:rPr>
           <w:lang w:val="es_ES" w:bidi="es_ES"/>
         </w:rPr>
         <w:t xml:space="preserve">, </w:t>
       </w:r>
-      <w:hyperlink r:id="rId128">
-        <w:r>
-          <w:rPr>
-            <w:lang w:val="es_ES" w:bidi="es_ES"/>
-          </w:rPr>
-          <w:rPr>
-            <w:color w:val="0000EE"/>
-            <w:u w:val="single"/>
-          </w:rPr>
-          <w:t>20</w:t>
-        </w:r>
-      </w:hyperlink>
+      <w:r>
+        <w:rPr>
+          <w:lang w:val="es_ES" w:bidi="es_ES"/>
+        </w:rPr>
+        <w:t>20</w:t>
+      </w:r>
       <w:r>
         <w:rPr>
           <w:lang w:val="es_ES" w:bidi="es_ES"/>
         </w:rPr>
         <w:t xml:space="preserve">; </w:t>
       </w:r>
-      <w:hyperlink r:id="rId129">
-        <w:r>
-          <w:rPr>
-            <w:lang w:val="es_ES" w:bidi="es_ES"/>
-          </w:rPr>
-          <w:rPr>
-            <w:color w:val="0000EE"/>
-            <w:u w:val="single"/>
-          </w:rPr>
-          <w:t>10.21</w:t>
-        </w:r>
-      </w:hyperlink>
+      <w:r>
+        <w:rPr>
+          <w:lang w:val="es_ES" w:bidi="es_ES"/>
+        </w:rPr>
+        <w:t>10.21</w:t>
+      </w:r>
       <w:r>
         <w:rPr>
           <w:lang w:val="es_ES" w:bidi="es_ES"/>
         </w:rPr>
         <w:t xml:space="preserve">, </w:t>
       </w:r>
-      <w:hyperlink r:id="rId130">
-        <w:r>
-          <w:rPr>
-            <w:lang w:val="es_ES" w:bidi="es_ES"/>
-          </w:rPr>
-          <w:rPr>
-            <w:color w:val="0000EE"/>
-            <w:u w:val="single"/>
-          </w:rPr>
-          <w:t>29</w:t>
-        </w:r>
-      </w:hyperlink>
+      <w:r>
+        <w:rPr>
+          <w:lang w:val="es_ES" w:bidi="es_ES"/>
+        </w:rPr>
+        <w:t>29</w:t>
+      </w:r>
       <w:r>
         <w:rPr>
           <w:lang w:val="es_ES" w:bidi="es_ES"/>
         </w:rPr>
         <w:t>). El discipulado cristiano podría incluso traer persecución y martirio (</w:t>
       </w:r>
-      <w:hyperlink r:id="rId52">
-        <w:r>
-          <w:rPr>
-            <w:lang w:val="es_ES" w:bidi="es_ES"/>
-          </w:rPr>
-          <w:rPr>
-            <w:color w:val="0000EE"/>
-            <w:u w:val="single"/>
-          </w:rPr>
-          <w:t>13.9–13</w:t>
-        </w:r>
-      </w:hyperlink>
+      <w:r>
+        <w:rPr>
+          <w:lang w:val="es_ES" w:bidi="es_ES"/>
+        </w:rPr>
+        <w:t>13.9–13</w:t>
+      </w:r>
       <w:r>
         <w:rPr>
           <w:lang w:val="es_ES" w:bidi="es_ES"/>
         </w:rPr>
         <w:t>a), pero a los cristianos se les promete que la perseverancia en la fe significa salvación (</w:t>
       </w:r>
-      <w:hyperlink r:id="rId131">
-        <w:r>
-          <w:rPr>
-            <w:lang w:val="es_ES" w:bidi="es_ES"/>
-          </w:rPr>
-          <w:rPr>
-            <w:color w:val="0000EE"/>
-            <w:u w:val="single"/>
-          </w:rPr>
-          <w:t>13.13</w:t>
-        </w:r>
-      </w:hyperlink>
+      <w:r>
+        <w:rPr>
+          <w:lang w:val="es_ES" w:bidi="es_ES"/>
+        </w:rPr>
+        <w:t>13.13</w:t>
+      </w:r>
       <w:r>
         <w:rPr>
           <w:lang w:val="es_ES" w:bidi="es_ES"/>
         </w:rPr>
         <w:t>) y vida eterna (</w:t>
       </w:r>
-      <w:hyperlink r:id="rId51">
-        <w:r>
-          <w:rPr>
-            <w:lang w:val="es_ES" w:bidi="es_ES"/>
-          </w:rPr>
-          <w:rPr>
-            <w:color w:val="0000EE"/>
-            <w:u w:val="single"/>
-          </w:rPr>
-          <w:t>10.30</w:t>
-        </w:r>
-      </w:hyperlink>
+      <w:r>
+        <w:rPr>
+          <w:lang w:val="es_ES" w:bidi="es_ES"/>
+        </w:rPr>
+        <w:t>10.30</w:t>
+      </w:r>
       <w:r>
         <w:rPr>
           <w:lang w:val="es_ES" w:bidi="es_ES"/>
@@ -3147,18 +2307,12 @@
         </w:rPr>
         <w:t>El “Secreto del Mesías.” A lo largo del Evangelio de Marcos, Jesús dice a los demás que no divulguen su verdadera identidad. Esto es probablemente debido a la tendencia de las personas a malinterpretar quién es él y lo que ha venido a hacer. Sin embargo, el secreto no es guardado y no puede ser guardado (</w:t>
       </w:r>
-      <w:hyperlink r:id="rId132">
-        <w:r>
-          <w:rPr>
-            <w:lang w:val="es_ES" w:bidi="es_ES"/>
-          </w:rPr>
-          <w:rPr>
-            <w:color w:val="0000EE"/>
-            <w:u w:val="single"/>
-          </w:rPr>
-          <w:t>7.36</w:t>
-        </w:r>
-      </w:hyperlink>
+      <w:r>
+        <w:rPr>
+          <w:lang w:val="es_ES" w:bidi="es_ES"/>
+        </w:rPr>
+        <w:t>7.36</w:t>
+      </w:r>
       <w:r>
         <w:rPr>
           <w:lang w:val="es_ES" w:bidi="es_ES"/>
@@ -3179,18 +2333,12 @@
         </w:rPr>
         <w:t>La venida del reino de Dios. La llegada del reino de Dios es central en el mensaje de Jesús. Las personas necesitan arrepentirse y creer en el evangelio porque el reino de Dios ha llegado (</w:t>
       </w:r>
-      <w:hyperlink r:id="rId75">
-        <w:r>
-          <w:rPr>
-            <w:lang w:val="es_ES" w:bidi="es_ES"/>
-          </w:rPr>
-          <w:rPr>
-            <w:color w:val="0000EE"/>
-            <w:u w:val="single"/>
-          </w:rPr>
-          <w:t>1.14–15</w:t>
-        </w:r>
-      </w:hyperlink>
+      <w:r>
+        <w:rPr>
+          <w:lang w:val="es_ES" w:bidi="es_ES"/>
+        </w:rPr>
+        <w:t>1.14–15</w:t>
+      </w:r>
       <w:r>
         <w:rPr>
           <w:lang w:val="es_ES" w:bidi="es_ES"/>
